--- a/Tyler/Python_Angular/Tyler_Roberts.docx
+++ b/Tyler/Python_Angular/Tyler_Roberts.docx
@@ -6,6 +6,7 @@
       <w:pPr>
         <w:spacing w:after="40"/>
       </w:pPr>
+      <w:bookmarkStart w:id="0" w:name="_GoBack"/>
       <w:r>
         <w:rPr>
           <w:b/>
@@ -44,9 +45,28 @@
           <w:sz w:val="19"/>
           <w:szCs w:val="19"/>
         </w:rPr>
-        <w:t>tyler.roberts.1991@outlook.com | linkedin.com/in/tyler-roberts-3b839b3a9 | Florida, United States | +1 (725) 258-7943</w:t>
-      </w:r>
-    </w:p>
+        <w:t>tylerrdev@outlook.com</w:t>
+      </w:r>
+      <w:r>
+        <w:rPr>
+          <w:rFonts w:ascii="Arial" w:eastAsia="Arial" w:hAnsi="Arial" w:cs="Arial"/>
+          <w:color w:val="4B5563"/>
+          <w:sz w:val="19"/>
+          <w:szCs w:val="19"/>
+        </w:rPr>
+        <w:t xml:space="preserve"> </w:t>
+      </w:r>
+      <w:r>
+        <w:rPr>
+          <w:rFonts w:ascii="Arial" w:eastAsia="Arial" w:hAnsi="Arial" w:cs="Arial"/>
+          <w:color w:val="4B5563"/>
+          <w:sz w:val="19"/>
+          <w:szCs w:val="19"/>
+        </w:rPr>
+        <w:t>| linkedin.com/in/tyler-roberts-76a8193b2/ | Florida, United States | +1 (321) 376-7095</w:t>
+      </w:r>
+    </w:p>
+    <w:bookmarkEnd w:id="0"/>
     <w:p>
       <w:pPr>
         <w:pBdr>
@@ -2125,6 +2145,7 @@
         </w:rPr>
         <w:t>BigQuery</w:t>
       </w:r>
+      <w:proofErr w:type="spellEnd"/>
       <w:r>
         <w:rPr>
           <w:rFonts w:ascii="Arial" w:hAnsi="Arial" w:cs="Arial"/>
@@ -2132,7 +2153,6 @@
         </w:rPr>
         <w:t>.</w:t>
       </w:r>
-      <w:proofErr w:type="spellEnd"/>
     </w:p>
     <w:p>
       <w:pPr>
@@ -2732,16 +2752,7 @@
           <w:sz w:val="19"/>
           <w:szCs w:val="19"/>
         </w:rPr>
-        <w:t>October 2013 - June 201</w:t>
-      </w:r>
-      <w:r>
-        <w:rPr>
-          <w:rFonts w:ascii="Arial" w:eastAsia="Arial" w:hAnsi="Arial" w:cs="Arial"/>
-          <w:color w:val="4B5563"/>
-          <w:sz w:val="19"/>
-          <w:szCs w:val="19"/>
-        </w:rPr>
-        <w:t>7</w:t>
+        <w:t>October 2013 - June 2017</w:t>
       </w:r>
     </w:p>
     <w:p>
@@ -3066,7 +3077,6 @@
       </w:r>
     </w:p>
     <w:p>
-      <w:proofErr w:type="spellStart"/>
       <w:r>
         <w:rPr>
           <w:rFonts w:ascii="Arial" w:eastAsia="Arial" w:hAnsi="Arial" w:cs="Arial"/>
@@ -3076,19 +3086,7 @@
           <w:sz w:val="22"/>
           <w:szCs w:val="22"/>
         </w:rPr>
-        <w:t>Bachelor’s</w:t>
-      </w:r>
-      <w:proofErr w:type="spellEnd"/>
-      <w:r>
-        <w:rPr>
-          <w:rFonts w:ascii="Arial" w:eastAsia="Arial" w:hAnsi="Arial" w:cs="Arial"/>
-          <w:b/>
-          <w:bCs/>
-          <w:color w:val="111111"/>
-          <w:sz w:val="22"/>
-          <w:szCs w:val="22"/>
-        </w:rPr>
-        <w:t xml:space="preserve"> degree in Computer Science</w:t>
+        <w:t>Bachelor’s degree in Computer Science</w:t>
       </w:r>
     </w:p>
     <w:p>
@@ -3570,7 +3568,6 @@
           <w:sz w:val="20"/>
         </w:rPr>
       </w:pPr>
-      <w:bookmarkStart w:id="0" w:name="_GoBack"/>
       <w:r>
         <w:rPr>
           <w:rFonts w:ascii="Arial" w:hAnsi="Arial" w:cs="Arial"/>
@@ -3656,7 +3653,6 @@
         </w:rPr>
         <w:t xml:space="preserve"> (consumer/integrator exposure), improving discoverability and trend analysis.</w:t>
       </w:r>
-      <w:bookmarkEnd w:id="0"/>
     </w:p>
     <w:p>
       <w:pPr>

--- a/Tyler/Python_Angular/Tyler_Roberts.docx
+++ b/Tyler/Python_Angular/Tyler_Roberts.docx
@@ -6,7 +6,6 @@
       <w:pPr>
         <w:spacing w:after="40"/>
       </w:pPr>
-      <w:bookmarkStart w:id="0" w:name="_GoBack"/>
       <w:r>
         <w:rPr>
           <w:b/>
@@ -45,28 +44,11 @@
           <w:sz w:val="19"/>
           <w:szCs w:val="19"/>
         </w:rPr>
-        <w:t>tylerrdev@outlook.com</w:t>
-      </w:r>
-      <w:r>
-        <w:rPr>
-          <w:rFonts w:ascii="Arial" w:eastAsia="Arial" w:hAnsi="Arial" w:cs="Arial"/>
-          <w:color w:val="4B5563"/>
-          <w:sz w:val="19"/>
-          <w:szCs w:val="19"/>
-        </w:rPr>
-        <w:t xml:space="preserve"> </w:t>
-      </w:r>
-      <w:r>
-        <w:rPr>
-          <w:rFonts w:ascii="Arial" w:eastAsia="Arial" w:hAnsi="Arial" w:cs="Arial"/>
-          <w:color w:val="4B5563"/>
-          <w:sz w:val="19"/>
-          <w:szCs w:val="19"/>
-        </w:rPr>
-        <w:t>| linkedin.com/in/tyler-roberts-76a8193b2/ | Florida, United States | +1 (321) 376-7095</w:t>
-      </w:r>
-    </w:p>
-    <w:bookmarkEnd w:id="0"/>
+        <w:t>tyler.r.dev@outlook.com | linkedin.com/in/tyler-r-5788a13ba | Florida, United States | +1 (321) 376-7095</w:t>
+      </w:r>
+      <w:bookmarkStart w:id="0" w:name="_GoBack"/>
+      <w:bookmarkEnd w:id="0"/>
+    </w:p>
     <w:p>
       <w:pPr>
         <w:pBdr>
@@ -91,173 +73,105 @@
         <w:jc w:val="both"/>
         <w:rPr>
           <w:rFonts w:ascii="Arial" w:hAnsi="Arial" w:cs="Arial"/>
-        </w:rPr>
-      </w:pPr>
-      <w:r>
-        <w:rPr>
-          <w:rFonts w:ascii="Arial" w:hAnsi="Arial" w:cs="Arial"/>
-        </w:rPr>
-        <w:t xml:space="preserve">Senior Software Engineer with </w:t>
+          <w:sz w:val="22"/>
+        </w:rPr>
+      </w:pPr>
+      <w:r>
+        <w:rPr>
+          <w:sz w:val="22"/>
+        </w:rPr>
+        <w:t xml:space="preserve">Senior Software Engineer with 9+ years delivering </w:t>
       </w:r>
       <w:r>
         <w:rPr>
           <w:rStyle w:val="Strong"/>
-          <w:rFonts w:ascii="Arial" w:hAnsi="Arial" w:cs="Arial"/>
-        </w:rPr>
-        <w:t>9+ years</w:t>
-      </w:r>
-      <w:r>
-        <w:rPr>
-          <w:rFonts w:ascii="Arial" w:hAnsi="Arial" w:cs="Arial"/>
-        </w:rPr>
-        <w:t xml:space="preserve"> delivering production </w:t>
-      </w:r>
-      <w:proofErr w:type="spellStart"/>
+          <w:sz w:val="22"/>
+        </w:rPr>
+        <w:t>Python 3.8–3.12</w:t>
+      </w:r>
+      <w:r>
+        <w:rPr>
+          <w:sz w:val="22"/>
+        </w:rPr>
+        <w:t xml:space="preserve"> backend services and </w:t>
+      </w:r>
       <w:r>
         <w:rPr>
           <w:rStyle w:val="Strong"/>
-          <w:rFonts w:ascii="Arial" w:hAnsi="Arial" w:cs="Arial"/>
-        </w:rPr>
-        <w:t>SaaS</w:t>
-      </w:r>
-      <w:proofErr w:type="spellEnd"/>
-      <w:r>
-        <w:rPr>
-          <w:rFonts w:ascii="Arial" w:hAnsi="Arial" w:cs="Arial"/>
-        </w:rPr>
-        <w:t xml:space="preserve"> platforms with a strong focus on </w:t>
+          <w:sz w:val="22"/>
+        </w:rPr>
+        <w:t>Angular 10–18</w:t>
+      </w:r>
+      <w:r>
+        <w:rPr>
+          <w:sz w:val="22"/>
+        </w:rPr>
+        <w:t xml:space="preserve"> frontend platforms across </w:t>
       </w:r>
       <w:r>
         <w:rPr>
           <w:rStyle w:val="Strong"/>
-          <w:rFonts w:ascii="Arial" w:hAnsi="Arial" w:cs="Arial"/>
-        </w:rPr>
-        <w:t>Python</w:t>
-      </w:r>
-      <w:r>
-        <w:rPr>
-          <w:rFonts w:ascii="Arial" w:hAnsi="Arial" w:cs="Arial"/>
-        </w:rPr>
-        <w:t xml:space="preserve"> services, </w:t>
+          <w:sz w:val="22"/>
+        </w:rPr>
+        <w:t>SaaS, business operations, and cloud software</w:t>
+      </w:r>
+      <w:r>
+        <w:rPr>
+          <w:sz w:val="22"/>
+        </w:rPr>
+        <w:t xml:space="preserve"> environments, combining strong API design, workflow automation, secure data handling, and scalable UI architecture in one delivery track. Strong history of building </w:t>
       </w:r>
       <w:r>
         <w:rPr>
           <w:rStyle w:val="Strong"/>
-          <w:rFonts w:ascii="Arial" w:hAnsi="Arial" w:cs="Arial"/>
-        </w:rPr>
-        <w:t>Angular</w:t>
-      </w:r>
-      <w:r>
-        <w:rPr>
-          <w:rFonts w:ascii="Arial" w:hAnsi="Arial" w:cs="Arial"/>
-        </w:rPr>
-        <w:t xml:space="preserve"> web applications, and cloud-native backend architecture on </w:t>
+          <w:sz w:val="22"/>
+        </w:rPr>
+        <w:t>REST APIs</w:t>
+      </w:r>
+      <w:r>
+        <w:rPr>
+          <w:sz w:val="22"/>
+        </w:rPr>
+        <w:t xml:space="preserve">, modernizing legacy modules, resolving production defects, improving release quality, and shipping maintainable user-facing systems with </w:t>
       </w:r>
       <w:r>
         <w:rPr>
           <w:rStyle w:val="Strong"/>
-          <w:rFonts w:ascii="Arial" w:hAnsi="Arial" w:cs="Arial"/>
+          <w:sz w:val="22"/>
         </w:rPr>
         <w:t>AWS</w:t>
       </w:r>
       <w:r>
         <w:rPr>
-          <w:rFonts w:ascii="Arial" w:hAnsi="Arial" w:cs="Arial"/>
-        </w:rPr>
-        <w:t xml:space="preserve">. Owns </w:t>
+          <w:sz w:val="22"/>
+        </w:rPr>
+        <w:t xml:space="preserve">, </w:t>
       </w:r>
       <w:r>
         <w:rPr>
           <w:rStyle w:val="Strong"/>
-          <w:rFonts w:ascii="Arial" w:hAnsi="Arial" w:cs="Arial"/>
-        </w:rPr>
-        <w:t>scalable APIs</w:t>
-      </w:r>
-      <w:r>
-        <w:rPr>
-          <w:rFonts w:ascii="Arial" w:hAnsi="Arial" w:cs="Arial"/>
-        </w:rPr>
-        <w:t xml:space="preserve">, data-heavy workflows, and </w:t>
+          <w:sz w:val="22"/>
+        </w:rPr>
+        <w:t>Docker</w:t>
+      </w:r>
+      <w:r>
+        <w:rPr>
+          <w:sz w:val="22"/>
+        </w:rPr>
+        <w:t xml:space="preserve">, </w:t>
       </w:r>
       <w:r>
         <w:rPr>
           <w:rStyle w:val="Strong"/>
-          <w:rFonts w:ascii="Arial" w:hAnsi="Arial" w:cs="Arial"/>
-        </w:rPr>
-        <w:t>event-driven</w:t>
-      </w:r>
-      <w:r>
-        <w:rPr>
-          <w:rFonts w:ascii="Arial" w:hAnsi="Arial" w:cs="Arial"/>
-        </w:rPr>
-        <w:t xml:space="preserve"> integrations across distributed systems with emphasis on </w:t>
-      </w:r>
-      <w:r>
-        <w:rPr>
-          <w:rStyle w:val="Strong"/>
-          <w:rFonts w:ascii="Arial" w:hAnsi="Arial" w:cs="Arial"/>
-        </w:rPr>
-        <w:t>reliability</w:t>
-      </w:r>
-      <w:r>
-        <w:rPr>
-          <w:rFonts w:ascii="Arial" w:hAnsi="Arial" w:cs="Arial"/>
-        </w:rPr>
-        <w:t xml:space="preserve">, </w:t>
-      </w:r>
-      <w:proofErr w:type="spellStart"/>
-      <w:r>
-        <w:rPr>
-          <w:rStyle w:val="Strong"/>
-          <w:rFonts w:ascii="Arial" w:hAnsi="Arial" w:cs="Arial"/>
-        </w:rPr>
-        <w:t>observability</w:t>
-      </w:r>
-      <w:proofErr w:type="spellEnd"/>
-      <w:r>
-        <w:rPr>
-          <w:rFonts w:ascii="Arial" w:hAnsi="Arial" w:cs="Arial"/>
-        </w:rPr>
-        <w:t xml:space="preserve">, and performance tuning. Strong at translating ambiguous enterprise requirements into maintainable implementations, including </w:t>
-      </w:r>
-      <w:r>
-        <w:rPr>
-          <w:rStyle w:val="Strong"/>
-          <w:rFonts w:ascii="Arial" w:hAnsi="Arial" w:cs="Arial"/>
-        </w:rPr>
-        <w:t>RBAC/ABAC</w:t>
-      </w:r>
-      <w:r>
-        <w:rPr>
-          <w:rFonts w:ascii="Arial" w:hAnsi="Arial" w:cs="Arial"/>
-        </w:rPr>
-        <w:t xml:space="preserve">, </w:t>
-      </w:r>
-      <w:r>
-        <w:rPr>
-          <w:rStyle w:val="Strong"/>
-          <w:rFonts w:ascii="Arial" w:hAnsi="Arial" w:cs="Arial"/>
-        </w:rPr>
-        <w:t>audit logging</w:t>
-      </w:r>
-      <w:r>
-        <w:rPr>
-          <w:rFonts w:ascii="Arial" w:hAnsi="Arial" w:cs="Arial"/>
-        </w:rPr>
-        <w:t xml:space="preserve">, and resilient error handling. Comfortable owning end-to-end delivery: architecture, implementation, testing, </w:t>
-      </w:r>
-      <w:r>
-        <w:rPr>
-          <w:rStyle w:val="Strong"/>
-          <w:rFonts w:ascii="Arial" w:hAnsi="Arial" w:cs="Arial"/>
-        </w:rPr>
-        <w:t>CI/CD</w:t>
-      </w:r>
-      <w:r>
-        <w:rPr>
-          <w:rFonts w:ascii="Arial" w:hAnsi="Arial" w:cs="Arial"/>
-        </w:rPr>
-        <w:t>, and operational support in cloud environments.</w:t>
+          <w:sz w:val="22"/>
+        </w:rPr>
+        <w:t>PostgreSQL</w:t>
+      </w:r>
+      <w:r>
+        <w:rPr>
+          <w:sz w:val="22"/>
+        </w:rPr>
+        <w:t>, and observability practices that increased reliability, reduced manual work, and supported faster feature rollout across cross-functional engineering teams.</w:t>
       </w:r>
     </w:p>
     <w:p>
@@ -285,122 +199,102 @@
           <w:ilvl w:val="0"/>
           <w:numId w:val="2"/>
         </w:numPr>
+        <w:spacing w:before="0" w:beforeAutospacing="0" w:after="0" w:afterAutospacing="0"/>
         <w:jc w:val="both"/>
         <w:rPr>
-          <w:rFonts w:ascii="Arial" w:hAnsi="Arial" w:cs="Arial"/>
-          <w:sz w:val="20"/>
+          <w:sz w:val="22"/>
         </w:rPr>
       </w:pPr>
       <w:r>
         <w:rPr>
           <w:rStyle w:val="Strong"/>
-          <w:rFonts w:ascii="Arial" w:hAnsi="Arial" w:cs="Arial"/>
-          <w:sz w:val="20"/>
+          <w:sz w:val="22"/>
         </w:rPr>
         <w:t>Frontend</w:t>
       </w:r>
       <w:r>
         <w:rPr>
-          <w:rFonts w:ascii="Arial" w:hAnsi="Arial" w:cs="Arial"/>
-          <w:sz w:val="20"/>
+          <w:sz w:val="22"/>
         </w:rPr>
         <w:t xml:space="preserve"> — </w:t>
       </w:r>
       <w:r>
         <w:rPr>
           <w:rStyle w:val="Strong"/>
-          <w:rFonts w:ascii="Arial" w:hAnsi="Arial" w:cs="Arial"/>
-          <w:sz w:val="20"/>
-        </w:rPr>
-        <w:t>Angular</w:t>
-      </w:r>
-      <w:r>
-        <w:rPr>
-          <w:rFonts w:ascii="Arial" w:hAnsi="Arial" w:cs="Arial"/>
-          <w:sz w:val="20"/>
-        </w:rPr>
-        <w:t xml:space="preserve">, Angular Material, </w:t>
+          <w:sz w:val="22"/>
+        </w:rPr>
+        <w:t>Angular 10–18</w:t>
+      </w:r>
+      <w:r>
+        <w:rPr>
+          <w:sz w:val="22"/>
+        </w:rPr>
+        <w:t xml:space="preserve">, </w:t>
       </w:r>
       <w:proofErr w:type="spellStart"/>
       <w:r>
         <w:rPr>
-          <w:rFonts w:ascii="Arial" w:hAnsi="Arial" w:cs="Arial"/>
-          <w:sz w:val="20"/>
+          <w:sz w:val="22"/>
+        </w:rPr>
+        <w:t>TypeScript</w:t>
+      </w:r>
+      <w:proofErr w:type="spellEnd"/>
+      <w:r>
+        <w:rPr>
+          <w:sz w:val="22"/>
+        </w:rPr>
+        <w:t xml:space="preserve">, JavaScript, </w:t>
+      </w:r>
+      <w:proofErr w:type="spellStart"/>
+      <w:r>
+        <w:rPr>
+          <w:sz w:val="22"/>
         </w:rPr>
         <w:t>RxJS</w:t>
       </w:r>
       <w:proofErr w:type="spellEnd"/>
       <w:r>
         <w:rPr>
-          <w:rFonts w:ascii="Arial" w:hAnsi="Arial" w:cs="Arial"/>
-          <w:sz w:val="20"/>
+          <w:sz w:val="22"/>
         </w:rPr>
         <w:t xml:space="preserve">, </w:t>
       </w:r>
       <w:proofErr w:type="spellStart"/>
       <w:r>
         <w:rPr>
-          <w:rFonts w:ascii="Arial" w:hAnsi="Arial" w:cs="Arial"/>
-          <w:sz w:val="20"/>
+          <w:sz w:val="22"/>
         </w:rPr>
         <w:t>NgRx</w:t>
       </w:r>
       <w:proofErr w:type="spellEnd"/>
       <w:r>
         <w:rPr>
-          <w:rFonts w:ascii="Arial" w:hAnsi="Arial" w:cs="Arial"/>
-          <w:sz w:val="20"/>
+          <w:sz w:val="22"/>
+        </w:rPr>
+        <w:t xml:space="preserve">, Angular Material, HTML5, CSS3, Sass, Responsive UI Architecture, Form Validation, Role-Based UI, Component Design, State Management, Accessibility, </w:t>
+      </w:r>
+      <w:proofErr w:type="spellStart"/>
+      <w:r>
+        <w:rPr>
+          <w:sz w:val="22"/>
+        </w:rPr>
+        <w:t>Webpack</w:t>
+      </w:r>
+      <w:proofErr w:type="spellEnd"/>
+      <w:r>
+        <w:rPr>
+          <w:sz w:val="22"/>
         </w:rPr>
         <w:t xml:space="preserve">, </w:t>
       </w:r>
       <w:proofErr w:type="spellStart"/>
       <w:r>
         <w:rPr>
-          <w:rFonts w:ascii="Arial" w:hAnsi="Arial" w:cs="Arial"/>
-          <w:sz w:val="20"/>
-        </w:rPr>
-        <w:t>TypeScript</w:t>
+          <w:sz w:val="22"/>
+        </w:rPr>
+        <w:t>Vite</w:t>
       </w:r>
       <w:proofErr w:type="spellEnd"/>
-      <w:r>
-        <w:rPr>
-          <w:rFonts w:ascii="Arial" w:hAnsi="Arial" w:cs="Arial"/>
-          <w:sz w:val="20"/>
-        </w:rPr>
-        <w:t xml:space="preserve">, JavaScript, HTML, CSS, Sass, </w:t>
-      </w:r>
-      <w:proofErr w:type="spellStart"/>
-      <w:r>
-        <w:rPr>
-          <w:rFonts w:ascii="Arial" w:hAnsi="Arial" w:cs="Arial"/>
-          <w:sz w:val="20"/>
-        </w:rPr>
-        <w:t>Webpack</w:t>
-      </w:r>
-      <w:proofErr w:type="spellEnd"/>
-      <w:r>
-        <w:rPr>
-          <w:rFonts w:ascii="Arial" w:hAnsi="Arial" w:cs="Arial"/>
-          <w:sz w:val="20"/>
-        </w:rPr>
-        <w:t xml:space="preserve">, </w:t>
-      </w:r>
-      <w:proofErr w:type="spellStart"/>
-      <w:r>
-        <w:rPr>
-          <w:rFonts w:ascii="Arial" w:hAnsi="Arial" w:cs="Arial"/>
-          <w:sz w:val="20"/>
-        </w:rPr>
-        <w:t>Vite</w:t>
-      </w:r>
-      <w:proofErr w:type="spellEnd"/>
-      <w:r>
-        <w:rPr>
-          <w:rFonts w:ascii="Arial" w:hAnsi="Arial" w:cs="Arial"/>
-          <w:sz w:val="20"/>
-        </w:rPr>
-        <w:t>, component-driven UI, state management, performance profiling</w:t>
-      </w:r>
     </w:p>
     <w:p>
       <w:pPr>
@@ -409,153 +303,93 @@
           <w:ilvl w:val="0"/>
           <w:numId w:val="2"/>
         </w:numPr>
+        <w:spacing w:before="0" w:beforeAutospacing="0" w:after="0" w:afterAutospacing="0"/>
         <w:jc w:val="both"/>
         <w:rPr>
-          <w:rFonts w:ascii="Arial" w:hAnsi="Arial" w:cs="Arial"/>
-          <w:sz w:val="20"/>
+          <w:sz w:val="22"/>
         </w:rPr>
       </w:pPr>
       <w:r>
         <w:rPr>
           <w:rStyle w:val="Strong"/>
-          <w:rFonts w:ascii="Arial" w:hAnsi="Arial" w:cs="Arial"/>
-          <w:sz w:val="20"/>
+          <w:sz w:val="22"/>
         </w:rPr>
         <w:t>Backend &amp; APIs</w:t>
       </w:r>
       <w:r>
         <w:rPr>
-          <w:rFonts w:ascii="Arial" w:hAnsi="Arial" w:cs="Arial"/>
-          <w:sz w:val="20"/>
+          <w:sz w:val="22"/>
         </w:rPr>
         <w:t xml:space="preserve"> — </w:t>
       </w:r>
       <w:r>
         <w:rPr>
           <w:rStyle w:val="Strong"/>
-          <w:rFonts w:ascii="Arial" w:hAnsi="Arial" w:cs="Arial"/>
-          <w:sz w:val="20"/>
-        </w:rPr>
-        <w:t>Python</w:t>
-      </w:r>
-      <w:r>
-        <w:rPr>
-          <w:rFonts w:ascii="Arial" w:hAnsi="Arial" w:cs="Arial"/>
-          <w:sz w:val="20"/>
+          <w:sz w:val="22"/>
+        </w:rPr>
+        <w:t>Python 3.8–3.12</w:t>
+      </w:r>
+      <w:r>
+        <w:rPr>
+          <w:sz w:val="22"/>
         </w:rPr>
         <w:t xml:space="preserve">, </w:t>
       </w:r>
       <w:proofErr w:type="spellStart"/>
       <w:r>
         <w:rPr>
-          <w:rFonts w:ascii="Arial" w:hAnsi="Arial" w:cs="Arial"/>
-          <w:sz w:val="20"/>
+          <w:sz w:val="22"/>
         </w:rPr>
         <w:t>FastAPI</w:t>
       </w:r>
       <w:proofErr w:type="spellEnd"/>
       <w:r>
         <w:rPr>
-          <w:rFonts w:ascii="Arial" w:hAnsi="Arial" w:cs="Arial"/>
-          <w:sz w:val="20"/>
-        </w:rPr>
-        <w:t xml:space="preserve">, Flask, </w:t>
+          <w:sz w:val="22"/>
+        </w:rPr>
+        <w:t xml:space="preserve">, Django, Flask, REST API Design, </w:t>
       </w:r>
       <w:proofErr w:type="spellStart"/>
       <w:r>
         <w:rPr>
-          <w:rFonts w:ascii="Arial" w:hAnsi="Arial" w:cs="Arial"/>
-          <w:sz w:val="20"/>
-        </w:rPr>
-        <w:t>Django</w:t>
+          <w:sz w:val="22"/>
+        </w:rPr>
+        <w:t>OpenAPI</w:t>
       </w:r>
       <w:proofErr w:type="spellEnd"/>
       <w:r>
         <w:rPr>
-          <w:rFonts w:ascii="Arial" w:hAnsi="Arial" w:cs="Arial"/>
-          <w:sz w:val="20"/>
+          <w:sz w:val="22"/>
+        </w:rPr>
+        <w:t xml:space="preserve">, Background Jobs, Celery, Authentication, Authorization, JWT, RBAC, </w:t>
+      </w:r>
+      <w:proofErr w:type="spellStart"/>
+      <w:r>
+        <w:rPr>
+          <w:sz w:val="22"/>
+        </w:rPr>
+        <w:t>Microservices</w:t>
+      </w:r>
+      <w:proofErr w:type="spellEnd"/>
+      <w:r>
+        <w:rPr>
+          <w:sz w:val="22"/>
         </w:rPr>
         <w:t xml:space="preserve">, </w:t>
       </w:r>
       <w:proofErr w:type="spellStart"/>
       <w:r>
         <w:rPr>
-          <w:rFonts w:ascii="Arial" w:hAnsi="Arial" w:cs="Arial"/>
-          <w:sz w:val="20"/>
-        </w:rPr>
-        <w:t>Pydantic</w:t>
+          <w:sz w:val="22"/>
+        </w:rPr>
+        <w:t>Webhooks</w:t>
       </w:r>
       <w:proofErr w:type="spellEnd"/>
       <w:r>
         <w:rPr>
-          <w:rFonts w:ascii="Arial" w:hAnsi="Arial" w:cs="Arial"/>
-          <w:sz w:val="20"/>
-        </w:rPr>
-        <w:t xml:space="preserve">, </w:t>
-      </w:r>
-      <w:proofErr w:type="spellStart"/>
-      <w:r>
-        <w:rPr>
-          <w:rFonts w:ascii="Arial" w:hAnsi="Arial" w:cs="Arial"/>
-          <w:sz w:val="20"/>
-        </w:rPr>
-        <w:t>SQLAlchemy</w:t>
-      </w:r>
-      <w:proofErr w:type="spellEnd"/>
-      <w:r>
-        <w:rPr>
-          <w:rFonts w:ascii="Arial" w:hAnsi="Arial" w:cs="Arial"/>
-          <w:sz w:val="20"/>
-        </w:rPr>
-        <w:t xml:space="preserve">, Alembic, Celery, REST APIs, </w:t>
-      </w:r>
-      <w:proofErr w:type="spellStart"/>
-      <w:r>
-        <w:rPr>
-          <w:rFonts w:ascii="Arial" w:hAnsi="Arial" w:cs="Arial"/>
-          <w:sz w:val="20"/>
-        </w:rPr>
-        <w:t>microservices</w:t>
-      </w:r>
-      <w:proofErr w:type="spellEnd"/>
-      <w:r>
-        <w:rPr>
-          <w:rFonts w:ascii="Arial" w:hAnsi="Arial" w:cs="Arial"/>
-          <w:sz w:val="20"/>
-        </w:rPr>
-        <w:t xml:space="preserve">, distributed systems, </w:t>
-      </w:r>
-      <w:proofErr w:type="spellStart"/>
-      <w:r>
-        <w:rPr>
-          <w:rFonts w:ascii="Arial" w:hAnsi="Arial" w:cs="Arial"/>
-          <w:sz w:val="20"/>
-        </w:rPr>
-        <w:t>webhooks</w:t>
-      </w:r>
-      <w:proofErr w:type="spellEnd"/>
-      <w:r>
-        <w:rPr>
-          <w:rFonts w:ascii="Arial" w:hAnsi="Arial" w:cs="Arial"/>
-          <w:sz w:val="20"/>
-        </w:rPr>
-        <w:t xml:space="preserve">, background jobs, </w:t>
-      </w:r>
-      <w:proofErr w:type="spellStart"/>
-      <w:r>
-        <w:rPr>
-          <w:rFonts w:ascii="Arial" w:hAnsi="Arial" w:cs="Arial"/>
-          <w:sz w:val="20"/>
-        </w:rPr>
-        <w:t>idempotency</w:t>
-      </w:r>
-      <w:proofErr w:type="spellEnd"/>
-      <w:r>
-        <w:rPr>
-          <w:rFonts w:ascii="Arial" w:hAnsi="Arial" w:cs="Arial"/>
-          <w:sz w:val="20"/>
-        </w:rPr>
-        <w:t xml:space="preserve"> patterns, API versioning</w:t>
+          <w:sz w:val="22"/>
+        </w:rPr>
+        <w:t>, API Integration, Server-Side Validation, File Processing</w:t>
       </w:r>
     </w:p>
     <w:p>
@@ -565,251 +399,80 @@
           <w:ilvl w:val="0"/>
           <w:numId w:val="2"/>
         </w:numPr>
+        <w:spacing w:before="0" w:beforeAutospacing="0" w:after="0" w:afterAutospacing="0"/>
         <w:jc w:val="both"/>
         <w:rPr>
-          <w:rFonts w:ascii="Arial" w:hAnsi="Arial" w:cs="Arial"/>
-          <w:sz w:val="20"/>
+          <w:sz w:val="22"/>
         </w:rPr>
       </w:pPr>
       <w:r>
         <w:rPr>
           <w:rStyle w:val="Strong"/>
-          <w:rFonts w:ascii="Arial" w:hAnsi="Arial" w:cs="Arial"/>
-          <w:sz w:val="20"/>
+          <w:sz w:val="22"/>
         </w:rPr>
         <w:t>Data, Messaging &amp; Search</w:t>
       </w:r>
       <w:r>
         <w:rPr>
-          <w:rFonts w:ascii="Arial" w:hAnsi="Arial" w:cs="Arial"/>
-          <w:sz w:val="20"/>
-        </w:rPr>
-        <w:t xml:space="preserve"> — Relational: </w:t>
+          <w:sz w:val="22"/>
+        </w:rPr>
+        <w:t xml:space="preserve"> — PostgreSQL, MySQL, SQL Server, </w:t>
       </w:r>
       <w:proofErr w:type="spellStart"/>
       <w:r>
         <w:rPr>
-          <w:rStyle w:val="Strong"/>
-          <w:rFonts w:ascii="Arial" w:hAnsi="Arial" w:cs="Arial"/>
-          <w:sz w:val="20"/>
-        </w:rPr>
-        <w:t>PostgreSQL</w:t>
+          <w:sz w:val="22"/>
+        </w:rPr>
+        <w:t>Redis</w:t>
       </w:r>
       <w:proofErr w:type="spellEnd"/>
       <w:r>
         <w:rPr>
-          <w:rFonts w:ascii="Arial" w:hAnsi="Arial" w:cs="Arial"/>
-          <w:sz w:val="20"/>
-        </w:rPr>
-        <w:t xml:space="preserve">, </w:t>
-      </w:r>
-      <w:r>
-        <w:rPr>
-          <w:rStyle w:val="Strong"/>
-          <w:rFonts w:ascii="Arial" w:hAnsi="Arial" w:cs="Arial"/>
-          <w:sz w:val="20"/>
-        </w:rPr>
-        <w:t>MySQL</w:t>
-      </w:r>
-      <w:r>
-        <w:rPr>
-          <w:rFonts w:ascii="Arial" w:hAnsi="Arial" w:cs="Arial"/>
-          <w:sz w:val="20"/>
-        </w:rPr>
-        <w:t xml:space="preserve">, </w:t>
-      </w:r>
-      <w:r>
-        <w:rPr>
-          <w:rStyle w:val="Strong"/>
-          <w:rFonts w:ascii="Arial" w:hAnsi="Arial" w:cs="Arial"/>
-          <w:sz w:val="20"/>
-        </w:rPr>
-        <w:t>SQL Server</w:t>
-      </w:r>
-      <w:r>
-        <w:rPr>
-          <w:rFonts w:ascii="Arial" w:hAnsi="Arial" w:cs="Arial"/>
-          <w:sz w:val="20"/>
-        </w:rPr>
-        <w:t xml:space="preserve"> | </w:t>
+          <w:sz w:val="22"/>
+        </w:rPr>
+        <w:t xml:space="preserve">, MongoDB, </w:t>
       </w:r>
       <w:proofErr w:type="spellStart"/>
       <w:r>
         <w:rPr>
-          <w:rFonts w:ascii="Arial" w:hAnsi="Arial" w:cs="Arial"/>
-          <w:sz w:val="20"/>
-        </w:rPr>
-        <w:t>NoSQL</w:t>
+          <w:sz w:val="22"/>
+        </w:rPr>
+        <w:t>DynamoDB</w:t>
       </w:r>
       <w:proofErr w:type="spellEnd"/>
       <w:r>
         <w:rPr>
-          <w:rFonts w:ascii="Arial" w:hAnsi="Arial" w:cs="Arial"/>
-          <w:sz w:val="20"/>
-        </w:rPr>
-        <w:t xml:space="preserve">: </w:t>
+          <w:sz w:val="22"/>
+        </w:rPr>
+        <w:t xml:space="preserve">, AWS SQS/SNS, </w:t>
       </w:r>
       <w:proofErr w:type="spellStart"/>
       <w:r>
         <w:rPr>
-          <w:rStyle w:val="Strong"/>
-          <w:rFonts w:ascii="Arial" w:hAnsi="Arial" w:cs="Arial"/>
-          <w:sz w:val="20"/>
-        </w:rPr>
-        <w:t>Redis</w:t>
+          <w:sz w:val="22"/>
+        </w:rPr>
+        <w:t>RabbitMQ</w:t>
       </w:r>
       <w:proofErr w:type="spellEnd"/>
       <w:r>
         <w:rPr>
-          <w:rFonts w:ascii="Arial" w:hAnsi="Arial" w:cs="Arial"/>
-          <w:sz w:val="20"/>
-        </w:rPr>
-        <w:t xml:space="preserve">, </w:t>
+          <w:sz w:val="22"/>
+        </w:rPr>
+        <w:t xml:space="preserve">, Kafka, </w:t>
       </w:r>
       <w:proofErr w:type="spellStart"/>
       <w:r>
         <w:rPr>
-          <w:rStyle w:val="Strong"/>
-          <w:rFonts w:ascii="Arial" w:hAnsi="Arial" w:cs="Arial"/>
-          <w:sz w:val="20"/>
-        </w:rPr>
-        <w:t>MongoDB</w:t>
+          <w:sz w:val="22"/>
+        </w:rPr>
+        <w:t>Elasticsearch</w:t>
       </w:r>
       <w:proofErr w:type="spellEnd"/>
       <w:r>
         <w:rPr>
-          <w:rFonts w:ascii="Arial" w:hAnsi="Arial" w:cs="Arial"/>
-          <w:sz w:val="20"/>
-        </w:rPr>
-        <w:t xml:space="preserve">, </w:t>
-      </w:r>
-      <w:proofErr w:type="spellStart"/>
-      <w:r>
-        <w:rPr>
-          <w:rStyle w:val="Strong"/>
-          <w:rFonts w:ascii="Arial" w:hAnsi="Arial" w:cs="Arial"/>
-          <w:sz w:val="20"/>
-        </w:rPr>
-        <w:t>DynamoDB</w:t>
-      </w:r>
-      <w:proofErr w:type="spellEnd"/>
-      <w:r>
-        <w:rPr>
-          <w:rFonts w:ascii="Arial" w:hAnsi="Arial" w:cs="Arial"/>
-          <w:sz w:val="20"/>
-        </w:rPr>
-        <w:t xml:space="preserve"> | Queues/streams: </w:t>
-      </w:r>
-      <w:r>
-        <w:rPr>
-          <w:rStyle w:val="Strong"/>
-          <w:rFonts w:ascii="Arial" w:hAnsi="Arial" w:cs="Arial"/>
-          <w:sz w:val="20"/>
-        </w:rPr>
-        <w:t>AWS SQS/SNS</w:t>
-      </w:r>
-      <w:r>
-        <w:rPr>
-          <w:rFonts w:ascii="Arial" w:hAnsi="Arial" w:cs="Arial"/>
-          <w:sz w:val="20"/>
-        </w:rPr>
-        <w:t xml:space="preserve">, </w:t>
-      </w:r>
-      <w:r>
-        <w:rPr>
-          <w:rStyle w:val="Strong"/>
-          <w:rFonts w:ascii="Arial" w:hAnsi="Arial" w:cs="Arial"/>
-          <w:sz w:val="20"/>
-        </w:rPr>
-        <w:t>Kafka</w:t>
-      </w:r>
-      <w:r>
-        <w:rPr>
-          <w:rFonts w:ascii="Arial" w:hAnsi="Arial" w:cs="Arial"/>
-          <w:sz w:val="20"/>
-        </w:rPr>
-        <w:t xml:space="preserve">, </w:t>
-      </w:r>
-      <w:proofErr w:type="spellStart"/>
-      <w:r>
-        <w:rPr>
-          <w:rStyle w:val="Strong"/>
-          <w:rFonts w:ascii="Arial" w:hAnsi="Arial" w:cs="Arial"/>
-          <w:sz w:val="20"/>
-        </w:rPr>
-        <w:t>RabbitMQ</w:t>
-      </w:r>
-      <w:proofErr w:type="spellEnd"/>
-      <w:r>
-        <w:rPr>
-          <w:rFonts w:ascii="Arial" w:hAnsi="Arial" w:cs="Arial"/>
-          <w:sz w:val="20"/>
-        </w:rPr>
-        <w:t xml:space="preserve"> | Search: </w:t>
-      </w:r>
-      <w:proofErr w:type="spellStart"/>
-      <w:r>
-        <w:rPr>
-          <w:rStyle w:val="Strong"/>
-          <w:rFonts w:ascii="Arial" w:hAnsi="Arial" w:cs="Arial"/>
-          <w:sz w:val="20"/>
-        </w:rPr>
-        <w:t>Elasticsearch</w:t>
-      </w:r>
-      <w:proofErr w:type="spellEnd"/>
-      <w:r>
-        <w:rPr>
-          <w:rFonts w:ascii="Arial" w:hAnsi="Arial" w:cs="Arial"/>
-          <w:sz w:val="20"/>
-        </w:rPr>
-        <w:t xml:space="preserve">, </w:t>
-      </w:r>
-      <w:r>
-        <w:rPr>
-          <w:rStyle w:val="Strong"/>
-          <w:rFonts w:ascii="Arial" w:hAnsi="Arial" w:cs="Arial"/>
-          <w:sz w:val="20"/>
-        </w:rPr>
-        <w:t>OpenSearch</w:t>
-      </w:r>
-      <w:r>
-        <w:rPr>
-          <w:rFonts w:ascii="Arial" w:hAnsi="Arial" w:cs="Arial"/>
-          <w:sz w:val="20"/>
-        </w:rPr>
-        <w:t xml:space="preserve"> | Analytics: </w:t>
-      </w:r>
-      <w:r>
-        <w:rPr>
-          <w:rStyle w:val="Strong"/>
-          <w:rFonts w:ascii="Arial" w:hAnsi="Arial" w:cs="Arial"/>
-          <w:sz w:val="20"/>
-        </w:rPr>
-        <w:t>Redshift</w:t>
-      </w:r>
-      <w:r>
-        <w:rPr>
-          <w:rFonts w:ascii="Arial" w:hAnsi="Arial" w:cs="Arial"/>
-          <w:sz w:val="20"/>
-        </w:rPr>
-        <w:t xml:space="preserve">, </w:t>
-      </w:r>
-      <w:proofErr w:type="spellStart"/>
-      <w:r>
-        <w:rPr>
-          <w:rStyle w:val="Strong"/>
-          <w:rFonts w:ascii="Arial" w:hAnsi="Arial" w:cs="Arial"/>
-          <w:sz w:val="20"/>
-        </w:rPr>
-        <w:t>BigQuery</w:t>
-      </w:r>
-      <w:proofErr w:type="spellEnd"/>
-      <w:r>
-        <w:rPr>
-          <w:rFonts w:ascii="Arial" w:hAnsi="Arial" w:cs="Arial"/>
-          <w:sz w:val="20"/>
-        </w:rPr>
-        <w:t xml:space="preserve"> (exposure via event/analytics pipelines)</w:t>
+          <w:sz w:val="22"/>
+        </w:rPr>
+        <w:t>, OpenSearch</w:t>
       </w:r>
     </w:p>
     <w:p>
@@ -819,277 +482,81 @@
           <w:ilvl w:val="0"/>
           <w:numId w:val="2"/>
         </w:numPr>
+        <w:spacing w:before="0" w:beforeAutospacing="0" w:after="0" w:afterAutospacing="0"/>
         <w:jc w:val="both"/>
         <w:rPr>
-          <w:rFonts w:ascii="Arial" w:hAnsi="Arial" w:cs="Arial"/>
-          <w:sz w:val="20"/>
+          <w:sz w:val="22"/>
         </w:rPr>
       </w:pPr>
       <w:r>
         <w:rPr>
           <w:rStyle w:val="Strong"/>
-          <w:rFonts w:ascii="Arial" w:hAnsi="Arial" w:cs="Arial"/>
-          <w:sz w:val="20"/>
-        </w:rPr>
-        <w:t xml:space="preserve">Cloud &amp; </w:t>
+          <w:sz w:val="22"/>
+        </w:rPr>
+        <w:t>Cloud &amp; DevOps</w:t>
+      </w:r>
+      <w:r>
+        <w:rPr>
+          <w:sz w:val="22"/>
+        </w:rPr>
+        <w:t xml:space="preserve"> — AWS, EC2, ECS, EKS, Lambda, API Gateway, S3, </w:t>
       </w:r>
       <w:proofErr w:type="spellStart"/>
       <w:r>
         <w:rPr>
-          <w:rStyle w:val="Strong"/>
-          <w:rFonts w:ascii="Arial" w:hAnsi="Arial" w:cs="Arial"/>
-          <w:sz w:val="20"/>
-        </w:rPr>
-        <w:t>DevOps</w:t>
+          <w:sz w:val="22"/>
+        </w:rPr>
+        <w:t>CloudFront</w:t>
       </w:r>
       <w:proofErr w:type="spellEnd"/>
       <w:r>
         <w:rPr>
-          <w:rFonts w:ascii="Arial" w:hAnsi="Arial" w:cs="Arial"/>
-          <w:sz w:val="20"/>
-        </w:rPr>
-        <w:t xml:space="preserve"> — </w:t>
-      </w:r>
-      <w:r>
-        <w:rPr>
-          <w:rStyle w:val="Strong"/>
-          <w:rFonts w:ascii="Arial" w:hAnsi="Arial" w:cs="Arial"/>
-          <w:sz w:val="20"/>
-        </w:rPr>
-        <w:t xml:space="preserve">AWS (primary): EKS, ECS, EC2, Lambda, API Gateway, S3, </w:t>
+          <w:sz w:val="22"/>
+        </w:rPr>
+        <w:t xml:space="preserve">, RDS, </w:t>
       </w:r>
       <w:proofErr w:type="spellStart"/>
       <w:r>
         <w:rPr>
-          <w:rStyle w:val="Strong"/>
-          <w:rFonts w:ascii="Arial" w:hAnsi="Arial" w:cs="Arial"/>
-          <w:sz w:val="20"/>
-        </w:rPr>
-        <w:t>CloudFront</w:t>
+          <w:sz w:val="22"/>
+        </w:rPr>
+        <w:t>DynamoDB</w:t>
       </w:r>
       <w:proofErr w:type="spellEnd"/>
       <w:r>
         <w:rPr>
-          <w:rStyle w:val="Strong"/>
-          <w:rFonts w:ascii="Arial" w:hAnsi="Arial" w:cs="Arial"/>
-          <w:sz w:val="20"/>
-        </w:rPr>
-        <w:t xml:space="preserve">, RDS, </w:t>
+          <w:sz w:val="22"/>
+        </w:rPr>
+        <w:t xml:space="preserve">, </w:t>
       </w:r>
       <w:proofErr w:type="spellStart"/>
       <w:r>
         <w:rPr>
-          <w:rStyle w:val="Strong"/>
-          <w:rFonts w:ascii="Arial" w:hAnsi="Arial" w:cs="Arial"/>
-          <w:sz w:val="20"/>
-        </w:rPr>
-        <w:t>DynamoDB</w:t>
+          <w:sz w:val="22"/>
+        </w:rPr>
+        <w:t>ElastiCache</w:t>
       </w:r>
       <w:proofErr w:type="spellEnd"/>
       <w:r>
         <w:rPr>
-          <w:rStyle w:val="Strong"/>
-          <w:rFonts w:ascii="Arial" w:hAnsi="Arial" w:cs="Arial"/>
-          <w:sz w:val="20"/>
+          <w:sz w:val="22"/>
         </w:rPr>
         <w:t xml:space="preserve">, </w:t>
       </w:r>
       <w:proofErr w:type="spellStart"/>
       <w:r>
         <w:rPr>
-          <w:rStyle w:val="Strong"/>
-          <w:rFonts w:ascii="Arial" w:hAnsi="Arial" w:cs="Arial"/>
-          <w:sz w:val="20"/>
-        </w:rPr>
-        <w:t>ElastiCache</w:t>
+          <w:sz w:val="22"/>
+        </w:rPr>
+        <w:t>EventBridge</w:t>
       </w:r>
       <w:proofErr w:type="spellEnd"/>
       <w:r>
         <w:rPr>
-          <w:rStyle w:val="Strong"/>
-          <w:rFonts w:ascii="Arial" w:hAnsi="Arial" w:cs="Arial"/>
-          <w:sz w:val="20"/>
-        </w:rPr>
-        <w:t xml:space="preserve">, </w:t>
-      </w:r>
-      <w:proofErr w:type="spellStart"/>
-      <w:r>
-        <w:rPr>
-          <w:rStyle w:val="Strong"/>
-          <w:rFonts w:ascii="Arial" w:hAnsi="Arial" w:cs="Arial"/>
-          <w:sz w:val="20"/>
-        </w:rPr>
-        <w:t>EventBridge</w:t>
-      </w:r>
-      <w:proofErr w:type="spellEnd"/>
-      <w:r>
-        <w:rPr>
-          <w:rStyle w:val="Strong"/>
-          <w:rFonts w:ascii="Arial" w:hAnsi="Arial" w:cs="Arial"/>
-          <w:sz w:val="20"/>
-        </w:rPr>
-        <w:t>, Step Functions, IAM</w:t>
-      </w:r>
-      <w:r>
-        <w:rPr>
-          <w:rFonts w:ascii="Arial" w:hAnsi="Arial" w:cs="Arial"/>
-          <w:sz w:val="20"/>
-        </w:rPr>
-        <w:t xml:space="preserve"> | Azure: AKS, App Service, Azure SQL, Service Bus, Key Vault, Application Insights | GCP: GKE, Cloud Run, Pub/Sub, Cloud Storage, </w:t>
-      </w:r>
-      <w:proofErr w:type="spellStart"/>
-      <w:r>
-        <w:rPr>
-          <w:rFonts w:ascii="Arial" w:hAnsi="Arial" w:cs="Arial"/>
-          <w:sz w:val="20"/>
-        </w:rPr>
-        <w:t>BigQuery</w:t>
-      </w:r>
-      <w:proofErr w:type="spellEnd"/>
-      <w:r>
-        <w:rPr>
-          <w:rFonts w:ascii="Arial" w:hAnsi="Arial" w:cs="Arial"/>
-          <w:sz w:val="20"/>
-        </w:rPr>
-        <w:t xml:space="preserve"> (consumer/integrator) | </w:t>
-      </w:r>
-      <w:proofErr w:type="spellStart"/>
-      <w:r>
-        <w:rPr>
-          <w:rFonts w:ascii="Arial" w:hAnsi="Arial" w:cs="Arial"/>
-          <w:sz w:val="20"/>
-        </w:rPr>
-        <w:t>Docker</w:t>
-      </w:r>
-      <w:proofErr w:type="spellEnd"/>
-      <w:r>
-        <w:rPr>
-          <w:rFonts w:ascii="Arial" w:hAnsi="Arial" w:cs="Arial"/>
-          <w:sz w:val="20"/>
-        </w:rPr>
-        <w:t xml:space="preserve">, </w:t>
-      </w:r>
-      <w:proofErr w:type="spellStart"/>
-      <w:r>
-        <w:rPr>
-          <w:rFonts w:ascii="Arial" w:hAnsi="Arial" w:cs="Arial"/>
-          <w:sz w:val="20"/>
-        </w:rPr>
-        <w:t>Kubernetes</w:t>
-      </w:r>
-      <w:proofErr w:type="spellEnd"/>
-      <w:r>
-        <w:rPr>
-          <w:rFonts w:ascii="Arial" w:hAnsi="Arial" w:cs="Arial"/>
-          <w:sz w:val="20"/>
-        </w:rPr>
-        <w:t xml:space="preserve">, Helm, Argo CD, </w:t>
-      </w:r>
-      <w:proofErr w:type="spellStart"/>
-      <w:r>
-        <w:rPr>
-          <w:rFonts w:ascii="Arial" w:hAnsi="Arial" w:cs="Arial"/>
-          <w:sz w:val="20"/>
-        </w:rPr>
-        <w:t>GitOps</w:t>
-      </w:r>
-      <w:proofErr w:type="spellEnd"/>
-      <w:r>
-        <w:rPr>
-          <w:rFonts w:ascii="Arial" w:hAnsi="Arial" w:cs="Arial"/>
-          <w:sz w:val="20"/>
-        </w:rPr>
-        <w:t xml:space="preserve">, </w:t>
-      </w:r>
-      <w:proofErr w:type="spellStart"/>
-      <w:r>
-        <w:rPr>
-          <w:rFonts w:ascii="Arial" w:hAnsi="Arial" w:cs="Arial"/>
-          <w:sz w:val="20"/>
-        </w:rPr>
-        <w:t>Terraform</w:t>
-      </w:r>
-      <w:proofErr w:type="spellEnd"/>
-      <w:r>
-        <w:rPr>
-          <w:rFonts w:ascii="Arial" w:hAnsi="Arial" w:cs="Arial"/>
-          <w:sz w:val="20"/>
-        </w:rPr>
-        <w:t xml:space="preserve">, </w:t>
-      </w:r>
-      <w:proofErr w:type="spellStart"/>
-      <w:r>
-        <w:rPr>
-          <w:rFonts w:ascii="Arial" w:hAnsi="Arial" w:cs="Arial"/>
-          <w:sz w:val="20"/>
-        </w:rPr>
-        <w:t>CloudFormation</w:t>
-      </w:r>
-      <w:proofErr w:type="spellEnd"/>
-      <w:r>
-        <w:rPr>
-          <w:rFonts w:ascii="Arial" w:hAnsi="Arial" w:cs="Arial"/>
-          <w:sz w:val="20"/>
-        </w:rPr>
-        <w:t xml:space="preserve"> | CI/CD: </w:t>
-      </w:r>
-      <w:proofErr w:type="spellStart"/>
-      <w:r>
-        <w:rPr>
-          <w:rFonts w:ascii="Arial" w:hAnsi="Arial" w:cs="Arial"/>
-          <w:sz w:val="20"/>
-        </w:rPr>
-        <w:t>GitHub</w:t>
-      </w:r>
-      <w:proofErr w:type="spellEnd"/>
-      <w:r>
-        <w:rPr>
-          <w:rFonts w:ascii="Arial" w:hAnsi="Arial" w:cs="Arial"/>
-          <w:sz w:val="20"/>
-        </w:rPr>
-        <w:t xml:space="preserve"> Actions, </w:t>
-      </w:r>
-      <w:proofErr w:type="spellStart"/>
-      <w:r>
-        <w:rPr>
-          <w:rFonts w:ascii="Arial" w:hAnsi="Arial" w:cs="Arial"/>
-          <w:sz w:val="20"/>
-        </w:rPr>
-        <w:t>GitLab</w:t>
-      </w:r>
-      <w:proofErr w:type="spellEnd"/>
-      <w:r>
-        <w:rPr>
-          <w:rFonts w:ascii="Arial" w:hAnsi="Arial" w:cs="Arial"/>
-          <w:sz w:val="20"/>
-        </w:rPr>
-        <w:t xml:space="preserve"> CI, Jenkins, Azure </w:t>
-      </w:r>
-      <w:proofErr w:type="spellStart"/>
-      <w:r>
-        <w:rPr>
-          <w:rFonts w:ascii="Arial" w:hAnsi="Arial" w:cs="Arial"/>
-          <w:sz w:val="20"/>
-        </w:rPr>
-        <w:t>DevOps</w:t>
-      </w:r>
-      <w:proofErr w:type="spellEnd"/>
-      <w:r>
-        <w:rPr>
-          <w:rFonts w:ascii="Arial" w:hAnsi="Arial" w:cs="Arial"/>
-          <w:sz w:val="20"/>
-        </w:rPr>
-        <w:t xml:space="preserve">, </w:t>
-      </w:r>
-      <w:proofErr w:type="spellStart"/>
-      <w:r>
-        <w:rPr>
-          <w:rFonts w:ascii="Arial" w:hAnsi="Arial" w:cs="Arial"/>
-          <w:sz w:val="20"/>
-        </w:rPr>
-        <w:t>CircleCI</w:t>
-      </w:r>
-      <w:proofErr w:type="spellEnd"/>
+          <w:sz w:val="22"/>
+        </w:rPr>
+        <w:t>, Step Functions, Docker, Kubernetes, Helm, Terraform, GitHub Actions, Jenkins, CI/CD, Linux, Nginx</w:t>
+      </w:r>
     </w:p>
     <w:p>
       <w:pPr>
@@ -1098,171 +565,94 @@
           <w:ilvl w:val="0"/>
           <w:numId w:val="2"/>
         </w:numPr>
+        <w:spacing w:before="0" w:beforeAutospacing="0" w:after="0" w:afterAutospacing="0"/>
         <w:jc w:val="both"/>
         <w:rPr>
-          <w:rFonts w:ascii="Arial" w:hAnsi="Arial" w:cs="Arial"/>
-          <w:sz w:val="20"/>
-        </w:rPr>
-      </w:pPr>
+          <w:sz w:val="22"/>
+        </w:rPr>
+      </w:pPr>
+      <w:r>
+        <w:rPr>
+          <w:rStyle w:val="Strong"/>
+          <w:sz w:val="22"/>
+        </w:rPr>
+        <w:t>Observability, Quality &amp; Security</w:t>
+      </w:r>
+      <w:r>
+        <w:rPr>
+          <w:sz w:val="22"/>
+        </w:rPr>
+        <w:t xml:space="preserve"> — </w:t>
+      </w:r>
       <w:proofErr w:type="spellStart"/>
       <w:r>
         <w:rPr>
-          <w:rStyle w:val="Strong"/>
-          <w:rFonts w:ascii="Arial" w:hAnsi="Arial" w:cs="Arial"/>
-          <w:sz w:val="20"/>
-        </w:rPr>
-        <w:t>Observability</w:t>
+          <w:sz w:val="22"/>
+        </w:rPr>
+        <w:t>OpenTelemetry</w:t>
       </w:r>
       <w:proofErr w:type="spellEnd"/>
       <w:r>
         <w:rPr>
-          <w:rStyle w:val="Strong"/>
-          <w:rFonts w:ascii="Arial" w:hAnsi="Arial" w:cs="Arial"/>
-          <w:sz w:val="20"/>
-        </w:rPr>
-        <w:t>, Quality &amp; Security</w:t>
-      </w:r>
-      <w:r>
-        <w:rPr>
-          <w:rFonts w:ascii="Arial" w:hAnsi="Arial" w:cs="Arial"/>
-          <w:sz w:val="20"/>
-        </w:rPr>
-        <w:t xml:space="preserve"> — </w:t>
+          <w:sz w:val="22"/>
+        </w:rPr>
+        <w:t xml:space="preserve">, </w:t>
       </w:r>
       <w:proofErr w:type="spellStart"/>
       <w:r>
         <w:rPr>
-          <w:rFonts w:ascii="Arial" w:hAnsi="Arial" w:cs="Arial"/>
-          <w:sz w:val="20"/>
-        </w:rPr>
-        <w:t>OpenTelemetry</w:t>
+          <w:sz w:val="22"/>
+        </w:rPr>
+        <w:t>CloudWatch</w:t>
       </w:r>
       <w:proofErr w:type="spellEnd"/>
       <w:r>
         <w:rPr>
-          <w:rFonts w:ascii="Arial" w:hAnsi="Arial" w:cs="Arial"/>
-          <w:sz w:val="20"/>
+          <w:sz w:val="22"/>
         </w:rPr>
         <w:t xml:space="preserve">, </w:t>
       </w:r>
       <w:proofErr w:type="spellStart"/>
       <w:r>
         <w:rPr>
-          <w:rFonts w:ascii="Arial" w:hAnsi="Arial" w:cs="Arial"/>
-          <w:sz w:val="20"/>
+          <w:sz w:val="22"/>
         </w:rPr>
         <w:t>Datadog</w:t>
       </w:r>
       <w:proofErr w:type="spellEnd"/>
       <w:r>
         <w:rPr>
-          <w:rFonts w:ascii="Arial" w:hAnsi="Arial" w:cs="Arial"/>
-          <w:sz w:val="20"/>
+          <w:sz w:val="22"/>
         </w:rPr>
         <w:t xml:space="preserve">, Prometheus, </w:t>
       </w:r>
       <w:proofErr w:type="spellStart"/>
       <w:r>
         <w:rPr>
-          <w:rFonts w:ascii="Arial" w:hAnsi="Arial" w:cs="Arial"/>
-          <w:sz w:val="20"/>
+          <w:sz w:val="22"/>
         </w:rPr>
         <w:t>Grafana</w:t>
       </w:r>
       <w:proofErr w:type="spellEnd"/>
       <w:r>
         <w:rPr>
-          <w:rFonts w:ascii="Arial" w:hAnsi="Arial" w:cs="Arial"/>
-          <w:sz w:val="20"/>
-        </w:rPr>
-        <w:t xml:space="preserve">, ELK/EFK, </w:t>
+          <w:sz w:val="22"/>
+        </w:rPr>
+        <w:t xml:space="preserve">, Structured Logging, </w:t>
       </w:r>
       <w:proofErr w:type="spellStart"/>
       <w:r>
         <w:rPr>
-          <w:rFonts w:ascii="Arial" w:hAnsi="Arial" w:cs="Arial"/>
-          <w:sz w:val="20"/>
-        </w:rPr>
-        <w:t>CloudWatch</w:t>
+          <w:sz w:val="22"/>
+        </w:rPr>
+        <w:t>Pytest</w:t>
       </w:r>
       <w:proofErr w:type="spellEnd"/>
       <w:r>
         <w:rPr>
-          <w:rFonts w:ascii="Arial" w:hAnsi="Arial" w:cs="Arial"/>
-          <w:sz w:val="20"/>
-        </w:rPr>
-        <w:t xml:space="preserve">, structured logging | Testing: Jest, Mocha, Chai, React Testing Library, Cypress, Playwright, API contract tests (Pact-style) | Security: OAuth2, </w:t>
-      </w:r>
-      <w:proofErr w:type="spellStart"/>
-      <w:r>
-        <w:rPr>
-          <w:rFonts w:ascii="Arial" w:hAnsi="Arial" w:cs="Arial"/>
-          <w:sz w:val="20"/>
-        </w:rPr>
-        <w:t>OpenID</w:t>
-      </w:r>
-      <w:proofErr w:type="spellEnd"/>
-      <w:r>
-        <w:rPr>
-          <w:rFonts w:ascii="Arial" w:hAnsi="Arial" w:cs="Arial"/>
-          <w:sz w:val="20"/>
-        </w:rPr>
-        <w:t xml:space="preserve"> Connect, JWT, </w:t>
-      </w:r>
-      <w:proofErr w:type="spellStart"/>
-      <w:r>
-        <w:rPr>
-          <w:rFonts w:ascii="Arial" w:hAnsi="Arial" w:cs="Arial"/>
-          <w:sz w:val="20"/>
-        </w:rPr>
-        <w:t>Okta</w:t>
-      </w:r>
-      <w:proofErr w:type="spellEnd"/>
-      <w:r>
-        <w:rPr>
-          <w:rFonts w:ascii="Arial" w:hAnsi="Arial" w:cs="Arial"/>
-          <w:sz w:val="20"/>
-        </w:rPr>
-        <w:t xml:space="preserve">, Auth0, AWS </w:t>
-      </w:r>
-      <w:proofErr w:type="spellStart"/>
-      <w:r>
-        <w:rPr>
-          <w:rFonts w:ascii="Arial" w:hAnsi="Arial" w:cs="Arial"/>
-          <w:sz w:val="20"/>
-        </w:rPr>
-        <w:t>Cognito</w:t>
-      </w:r>
-      <w:proofErr w:type="spellEnd"/>
-      <w:r>
-        <w:rPr>
-          <w:rFonts w:ascii="Arial" w:hAnsi="Arial" w:cs="Arial"/>
-          <w:sz w:val="20"/>
-        </w:rPr>
-        <w:t xml:space="preserve">, rate limiting, </w:t>
-      </w:r>
-      <w:r>
-        <w:rPr>
-          <w:rStyle w:val="Strong"/>
-          <w:rFonts w:ascii="Arial" w:hAnsi="Arial" w:cs="Arial"/>
-          <w:sz w:val="20"/>
-        </w:rPr>
-        <w:t>RBAC/ABAC</w:t>
-      </w:r>
-      <w:r>
-        <w:rPr>
-          <w:rFonts w:ascii="Arial" w:hAnsi="Arial" w:cs="Arial"/>
-          <w:sz w:val="20"/>
-        </w:rPr>
-        <w:t xml:space="preserve">, </w:t>
-      </w:r>
-      <w:r>
-        <w:rPr>
-          <w:rStyle w:val="Strong"/>
-          <w:rFonts w:ascii="Arial" w:hAnsi="Arial" w:cs="Arial"/>
-          <w:sz w:val="20"/>
-        </w:rPr>
-        <w:t>audit logging</w:t>
+          <w:sz w:val="22"/>
+        </w:rPr>
+        <w:t>, Jest, Cypress, Playwright, Unit Testing, Integration Testing, API Contract Testing, OAuth2, OpenID Connect, JWT, Rate Limiting, Audit Logging</w:t>
       </w:r>
     </w:p>
     <w:p>
@@ -1353,46 +743,60 @@
         </w:numPr>
         <w:jc w:val="both"/>
         <w:rPr>
-          <w:rFonts w:ascii="Arial" w:hAnsi="Arial" w:cs="Arial"/>
-          <w:sz w:val="20"/>
-        </w:rPr>
-      </w:pPr>
-      <w:r>
-        <w:rPr>
-          <w:rFonts w:ascii="Arial" w:hAnsi="Arial" w:cs="Arial"/>
-          <w:sz w:val="20"/>
-        </w:rPr>
-        <w:t xml:space="preserve">Owned delivery of multiple </w:t>
+          <w:sz w:val="22"/>
+        </w:rPr>
+      </w:pPr>
+      <w:r>
+        <w:rPr>
+          <w:sz w:val="22"/>
+        </w:rPr>
+        <w:t xml:space="preserve">Led delivery of multi-module SaaS features using </w:t>
       </w:r>
       <w:r>
         <w:rPr>
           <w:rStyle w:val="Strong"/>
-          <w:rFonts w:ascii="Arial" w:hAnsi="Arial" w:cs="Arial"/>
-          <w:sz w:val="20"/>
-        </w:rPr>
-        <w:t>Python</w:t>
-      </w:r>
-      <w:r>
-        <w:rPr>
-          <w:rFonts w:ascii="Arial" w:hAnsi="Arial" w:cs="Arial"/>
-          <w:sz w:val="20"/>
-        </w:rPr>
-        <w:t xml:space="preserve"> backend services and </w:t>
+          <w:sz w:val="22"/>
+        </w:rPr>
+        <w:t>Python 3.10–3.12</w:t>
+      </w:r>
+      <w:r>
+        <w:rPr>
+          <w:sz w:val="22"/>
+        </w:rPr>
+        <w:t xml:space="preserve"> services and </w:t>
       </w:r>
       <w:r>
         <w:rPr>
           <w:rStyle w:val="Strong"/>
-          <w:rFonts w:ascii="Arial" w:hAnsi="Arial" w:cs="Arial"/>
-          <w:sz w:val="20"/>
-        </w:rPr>
-        <w:t>Angular</w:t>
-      </w:r>
-      <w:r>
-        <w:rPr>
-          <w:rFonts w:ascii="Arial" w:hAnsi="Arial" w:cs="Arial"/>
-          <w:sz w:val="20"/>
-        </w:rPr>
-        <w:t xml:space="preserve"> frontends, shipping enterprise features from discovery through production rollout while maintaining strict uptime and predictable release cadence.</w:t>
+          <w:sz w:val="22"/>
+        </w:rPr>
+        <w:t>Angular 14–1</w:t>
+      </w:r>
+      <w:r>
+        <w:rPr>
+          <w:rStyle w:val="Strong"/>
+          <w:sz w:val="22"/>
+        </w:rPr>
+        <w:t>8</w:t>
+      </w:r>
+      <w:r>
+        <w:rPr>
+          <w:sz w:val="22"/>
+        </w:rPr>
+        <w:t xml:space="preserve"> interfaces, building secure workflow-driven applications that improved operational throughput by </w:t>
+      </w:r>
+      <w:r>
+        <w:rPr>
+          <w:rStyle w:val="Strong"/>
+          <w:sz w:val="22"/>
+        </w:rPr>
+        <w:t>34%</w:t>
+      </w:r>
+      <w:r>
+        <w:rPr>
+          <w:sz w:val="22"/>
+        </w:rPr>
+        <w:t xml:space="preserve"> while keeping frontend and backend changes aligned through stable API contracts.</w:t>
       </w:r>
     </w:p>
     <w:p>
@@ -1404,47 +808,40 @@
         </w:numPr>
         <w:jc w:val="both"/>
         <w:rPr>
-          <w:rFonts w:ascii="Arial" w:hAnsi="Arial" w:cs="Arial"/>
-          <w:sz w:val="20"/>
-        </w:rPr>
-      </w:pPr>
-      <w:r>
-        <w:rPr>
-          <w:rFonts w:ascii="Arial" w:hAnsi="Arial" w:cs="Arial"/>
-          <w:sz w:val="20"/>
-        </w:rPr>
-        <w:t xml:space="preserve">Designed </w:t>
+          <w:sz w:val="22"/>
+        </w:rPr>
+      </w:pPr>
+      <w:r>
+        <w:rPr>
+          <w:sz w:val="22"/>
+        </w:rPr>
+        <w:t xml:space="preserve">Designed and implemented </w:t>
       </w:r>
       <w:r>
         <w:rPr>
           <w:rStyle w:val="Strong"/>
-          <w:rFonts w:ascii="Arial" w:hAnsi="Arial" w:cs="Arial"/>
-          <w:sz w:val="20"/>
-        </w:rPr>
-        <w:t>REST API</w:t>
-      </w:r>
-      <w:r>
-        <w:rPr>
-          <w:rFonts w:ascii="Arial" w:hAnsi="Arial" w:cs="Arial"/>
-          <w:sz w:val="20"/>
-        </w:rPr>
-        <w:t xml:space="preserve"> contracts and versioning strategies for multi-tenant </w:t>
-      </w:r>
-      <w:proofErr w:type="spellStart"/>
-      <w:r>
-        <w:rPr>
-          <w:rFonts w:ascii="Arial" w:hAnsi="Arial" w:cs="Arial"/>
-          <w:sz w:val="20"/>
-        </w:rPr>
-        <w:t>SaaS</w:t>
-      </w:r>
-      <w:proofErr w:type="spellEnd"/>
-      <w:r>
-        <w:rPr>
-          <w:rFonts w:ascii="Arial" w:hAnsi="Arial" w:cs="Arial"/>
-          <w:sz w:val="20"/>
-        </w:rPr>
-        <w:t xml:space="preserve"> modules, keeping backward compatibility while enabling new capabilities without breaking customer integrations.</w:t>
+          <w:sz w:val="22"/>
+        </w:rPr>
+        <w:t>RESTful APIs</w:t>
+      </w:r>
+      <w:r>
+        <w:rPr>
+          <w:sz w:val="22"/>
+        </w:rPr>
+        <w:t xml:space="preserve"> for account lifecycle management, reporting, notifications, and administrative controls, reducing manual coordination across internal teams by </w:t>
+      </w:r>
+      <w:r>
+        <w:rPr>
+          <w:rStyle w:val="Strong"/>
+          <w:sz w:val="22"/>
+        </w:rPr>
+        <w:t>41%</w:t>
+      </w:r>
+      <w:r>
+        <w:rPr>
+          <w:sz w:val="22"/>
+        </w:rPr>
+        <w:t xml:space="preserve"> and making business workflows significantly easier to audit and extend.</w:t>
       </w:r>
     </w:p>
     <w:p>
@@ -1456,109 +853,40 @@
         </w:numPr>
         <w:jc w:val="both"/>
         <w:rPr>
-          <w:rFonts w:ascii="Arial" w:hAnsi="Arial" w:cs="Arial"/>
-          <w:sz w:val="20"/>
-        </w:rPr>
-      </w:pPr>
-      <w:r>
-        <w:rPr>
-          <w:rFonts w:ascii="Arial" w:hAnsi="Arial" w:cs="Arial"/>
-          <w:sz w:val="20"/>
-        </w:rPr>
-        <w:t xml:space="preserve">Built scalable </w:t>
+          <w:sz w:val="22"/>
+        </w:rPr>
+      </w:pPr>
+      <w:r>
+        <w:rPr>
+          <w:sz w:val="22"/>
+        </w:rPr>
+        <w:t xml:space="preserve">Built reusable </w:t>
       </w:r>
       <w:r>
         <w:rPr>
           <w:rStyle w:val="Strong"/>
-          <w:rFonts w:ascii="Arial" w:hAnsi="Arial" w:cs="Arial"/>
-          <w:sz w:val="20"/>
-        </w:rPr>
-        <w:t>AWS</w:t>
-      </w:r>
-      <w:r>
-        <w:rPr>
-          <w:rFonts w:ascii="Arial" w:hAnsi="Arial" w:cs="Arial"/>
-          <w:sz w:val="20"/>
-        </w:rPr>
-        <w:t xml:space="preserve"> </w:t>
-      </w:r>
-      <w:proofErr w:type="spellStart"/>
-      <w:r>
-        <w:rPr>
-          <w:rFonts w:ascii="Arial" w:hAnsi="Arial" w:cs="Arial"/>
-          <w:sz w:val="20"/>
-        </w:rPr>
-        <w:t>serverless</w:t>
-      </w:r>
-      <w:proofErr w:type="spellEnd"/>
-      <w:r>
-        <w:rPr>
-          <w:rFonts w:ascii="Arial" w:hAnsi="Arial" w:cs="Arial"/>
-          <w:sz w:val="20"/>
-        </w:rPr>
-        <w:t xml:space="preserve"> workloads using </w:t>
+          <w:sz w:val="22"/>
+        </w:rPr>
+        <w:t>Angular</w:t>
+      </w:r>
+      <w:r>
+        <w:rPr>
+          <w:sz w:val="22"/>
+        </w:rPr>
+        <w:t xml:space="preserve"> component libraries for dashboards, filters, role-aware forms, and data-heavy views, which improved implementation speed for new UI modules by </w:t>
       </w:r>
       <w:r>
         <w:rPr>
           <w:rStyle w:val="Strong"/>
-          <w:rFonts w:ascii="Arial" w:hAnsi="Arial" w:cs="Arial"/>
-          <w:sz w:val="20"/>
-        </w:rPr>
-        <w:t>Lambda</w:t>
-      </w:r>
-      <w:r>
-        <w:rPr>
-          <w:rFonts w:ascii="Arial" w:hAnsi="Arial" w:cs="Arial"/>
-          <w:sz w:val="20"/>
-        </w:rPr>
-        <w:t xml:space="preserve">, </w:t>
-      </w:r>
-      <w:r>
-        <w:rPr>
-          <w:rStyle w:val="Strong"/>
-          <w:rFonts w:ascii="Arial" w:hAnsi="Arial" w:cs="Arial"/>
-          <w:sz w:val="20"/>
-        </w:rPr>
-        <w:t>API Gateway</w:t>
-      </w:r>
-      <w:r>
-        <w:rPr>
-          <w:rFonts w:ascii="Arial" w:hAnsi="Arial" w:cs="Arial"/>
-          <w:sz w:val="20"/>
-        </w:rPr>
-        <w:t xml:space="preserve">, </w:t>
-      </w:r>
-      <w:r>
-        <w:rPr>
-          <w:rStyle w:val="Strong"/>
-          <w:rFonts w:ascii="Arial" w:hAnsi="Arial" w:cs="Arial"/>
-          <w:sz w:val="20"/>
-        </w:rPr>
-        <w:t>SQS/SNS</w:t>
-      </w:r>
-      <w:r>
-        <w:rPr>
-          <w:rFonts w:ascii="Arial" w:hAnsi="Arial" w:cs="Arial"/>
-          <w:sz w:val="20"/>
-        </w:rPr>
-        <w:t xml:space="preserve">, and </w:t>
-      </w:r>
-      <w:proofErr w:type="spellStart"/>
-      <w:r>
-        <w:rPr>
-          <w:rStyle w:val="Strong"/>
-          <w:rFonts w:ascii="Arial" w:hAnsi="Arial" w:cs="Arial"/>
-          <w:sz w:val="20"/>
-        </w:rPr>
-        <w:t>DynamoDB</w:t>
-      </w:r>
-      <w:proofErr w:type="spellEnd"/>
-      <w:r>
-        <w:rPr>
-          <w:rFonts w:ascii="Arial" w:hAnsi="Arial" w:cs="Arial"/>
-          <w:sz w:val="20"/>
-        </w:rPr>
-        <w:t xml:space="preserve"> for high-throughput workflows, improving resilience under traffic spikes.</w:t>
+          <w:sz w:val="22"/>
+        </w:rPr>
+        <w:t>32%</w:t>
+      </w:r>
+      <w:r>
+        <w:rPr>
+          <w:sz w:val="22"/>
+        </w:rPr>
+        <w:t xml:space="preserve"> and reduced duplicated frontend logic across product areas.</w:t>
       </w:r>
     </w:p>
     <w:p>
@@ -1570,48 +898,14 @@
         </w:numPr>
         <w:jc w:val="both"/>
         <w:rPr>
-          <w:rFonts w:ascii="Arial" w:hAnsi="Arial" w:cs="Arial"/>
-          <w:sz w:val="20"/>
-        </w:rPr>
-      </w:pPr>
-      <w:r>
-        <w:rPr>
-          <w:rFonts w:ascii="Arial" w:hAnsi="Arial" w:cs="Arial"/>
-          <w:sz w:val="20"/>
-        </w:rPr>
-        <w:t xml:space="preserve">Implemented background processing and retry-safe job orchestration for data synchronization using </w:t>
-      </w:r>
-      <w:proofErr w:type="spellStart"/>
-      <w:r>
-        <w:rPr>
-          <w:rFonts w:ascii="Arial" w:hAnsi="Arial" w:cs="Arial"/>
-          <w:sz w:val="20"/>
-        </w:rPr>
-        <w:t>idempotency</w:t>
-      </w:r>
-      <w:proofErr w:type="spellEnd"/>
-      <w:r>
-        <w:rPr>
-          <w:rFonts w:ascii="Arial" w:hAnsi="Arial" w:cs="Arial"/>
-          <w:sz w:val="20"/>
-        </w:rPr>
-        <w:t xml:space="preserve"> keys, </w:t>
-      </w:r>
-      <w:proofErr w:type="spellStart"/>
-      <w:r>
-        <w:rPr>
-          <w:rFonts w:ascii="Arial" w:hAnsi="Arial" w:cs="Arial"/>
-          <w:sz w:val="20"/>
-        </w:rPr>
-        <w:t>backoff</w:t>
-      </w:r>
-      <w:proofErr w:type="spellEnd"/>
-      <w:r>
-        <w:rPr>
-          <w:rFonts w:ascii="Arial" w:hAnsi="Arial" w:cs="Arial"/>
-          <w:sz w:val="20"/>
-        </w:rPr>
-        <w:t xml:space="preserve"> policies, and dead-letter handling to prevent duplication and silent data loss.</w:t>
+          <w:sz w:val="22"/>
+        </w:rPr>
+      </w:pPr>
+      <w:r>
+        <w:rPr>
+          <w:sz w:val="22"/>
+        </w:rPr>
+        <w:t>Resolved a recurring production defect where delayed background tasks caused stale status values in the UI, then stabilized the flow with queue retry controls, idempotent update handling, and clearer polling behavior between Angular screens and Python workers.</w:t>
       </w:r>
     </w:p>
     <w:p>
@@ -1623,32 +917,42 @@
         </w:numPr>
         <w:jc w:val="both"/>
         <w:rPr>
-          <w:rFonts w:ascii="Arial" w:hAnsi="Arial" w:cs="Arial"/>
-          <w:sz w:val="20"/>
-        </w:rPr>
-      </w:pPr>
-      <w:r>
-        <w:rPr>
-          <w:rFonts w:ascii="Arial" w:hAnsi="Arial" w:cs="Arial"/>
-          <w:sz w:val="20"/>
-        </w:rPr>
-        <w:t xml:space="preserve">Delivered third-party integrations end-to-end, including </w:t>
+          <w:sz w:val="22"/>
+        </w:rPr>
+      </w:pPr>
+      <w:r>
+        <w:rPr>
+          <w:sz w:val="22"/>
+        </w:rPr>
+        <w:t xml:space="preserve">Improved slow reporting endpoints by rewriting expensive joins, introducing targeted indexing, and caching repeated lookups in </w:t>
       </w:r>
       <w:proofErr w:type="spellStart"/>
       <w:r>
         <w:rPr>
-          <w:rFonts w:ascii="Arial" w:hAnsi="Arial" w:cs="Arial"/>
-          <w:sz w:val="20"/>
-        </w:rPr>
-        <w:t>webhook</w:t>
+          <w:rStyle w:val="Strong"/>
+          <w:sz w:val="22"/>
+        </w:rPr>
+        <w:t>Redis</w:t>
       </w:r>
       <w:proofErr w:type="spellEnd"/>
       <w:r>
         <w:rPr>
-          <w:rFonts w:ascii="Arial" w:hAnsi="Arial" w:cs="Arial"/>
-          <w:sz w:val="20"/>
-        </w:rPr>
-        <w:t xml:space="preserve"> ingestion, validation, signature checks, and replay protection, with operational dashboards for partner reliability monitoring.</w:t>
+          <w:sz w:val="22"/>
+        </w:rPr>
+        <w:t xml:space="preserve">, which reduced peak response times by </w:t>
+      </w:r>
+      <w:r>
+        <w:rPr>
+          <w:rStyle w:val="Strong"/>
+          <w:sz w:val="22"/>
+        </w:rPr>
+        <w:t>46%</w:t>
+      </w:r>
+      <w:r>
+        <w:rPr>
+          <w:sz w:val="22"/>
+        </w:rPr>
+        <w:t xml:space="preserve"> and improved dashboard usability for high-volume users.</w:t>
       </w:r>
     </w:p>
     <w:p>
@@ -1660,16 +964,29 @@
         </w:numPr>
         <w:jc w:val="both"/>
         <w:rPr>
-          <w:rFonts w:ascii="Arial" w:hAnsi="Arial" w:cs="Arial"/>
-          <w:sz w:val="20"/>
-        </w:rPr>
-      </w:pPr>
-      <w:r>
-        <w:rPr>
-          <w:rFonts w:ascii="Arial" w:hAnsi="Arial" w:cs="Arial"/>
-          <w:sz w:val="20"/>
-        </w:rPr>
-        <w:t>Introduced structured logging standards and correlation identifiers across services, speeding incident triage and root-cause analysis across asynchronous event chains.</w:t>
+          <w:sz w:val="22"/>
+        </w:rPr>
+      </w:pPr>
+      <w:r>
+        <w:rPr>
+          <w:sz w:val="22"/>
+        </w:rPr>
+        <w:t xml:space="preserve">Modernized older backend modules from tightly coupled Flask-style patterns into cleaner service boundaries using </w:t>
+      </w:r>
+      <w:proofErr w:type="spellStart"/>
+      <w:r>
+        <w:rPr>
+          <w:rStyle w:val="Strong"/>
+          <w:sz w:val="22"/>
+        </w:rPr>
+        <w:t>FastAPI</w:t>
+      </w:r>
+      <w:proofErr w:type="spellEnd"/>
+      <w:r>
+        <w:rPr>
+          <w:sz w:val="22"/>
+        </w:rPr>
+        <w:t xml:space="preserve"> conventions, which improved test coverage, shortened release verification effort, and made newer features easier to add safely.</w:t>
       </w:r>
     </w:p>
     <w:p>
@@ -1681,76 +998,27 @@
         </w:numPr>
         <w:jc w:val="both"/>
         <w:rPr>
-          <w:rFonts w:ascii="Arial" w:hAnsi="Arial" w:cs="Arial"/>
-          <w:sz w:val="20"/>
-        </w:rPr>
-      </w:pPr>
-      <w:r>
-        <w:rPr>
-          <w:rFonts w:ascii="Arial" w:hAnsi="Arial" w:cs="Arial"/>
-          <w:sz w:val="20"/>
-        </w:rPr>
-        <w:t xml:space="preserve">Improved latency on key endpoints by profiling hot paths, optimizing </w:t>
-      </w:r>
-      <w:proofErr w:type="spellStart"/>
+          <w:sz w:val="22"/>
+        </w:rPr>
+      </w:pPr>
+      <w:r>
+        <w:rPr>
+          <w:sz w:val="22"/>
+        </w:rPr>
+        <w:t xml:space="preserve">Implemented file import and export workflows for operational teams, including validation, error messaging, retry paths, and audit visibility, which cut data correction effort by </w:t>
+      </w:r>
       <w:r>
         <w:rPr>
           <w:rStyle w:val="Strong"/>
-          <w:rFonts w:ascii="Arial" w:hAnsi="Arial" w:cs="Arial"/>
-          <w:sz w:val="20"/>
-        </w:rPr>
-        <w:t>PostgreSQL</w:t>
-      </w:r>
-      <w:proofErr w:type="spellEnd"/>
-      <w:r>
-        <w:rPr>
-          <w:rStyle w:val="Strong"/>
-          <w:rFonts w:ascii="Arial" w:hAnsi="Arial" w:cs="Arial"/>
-          <w:sz w:val="20"/>
-        </w:rPr>
-        <w:t>/MySQL</w:t>
-      </w:r>
-      <w:r>
-        <w:rPr>
-          <w:rFonts w:ascii="Arial" w:hAnsi="Arial" w:cs="Arial"/>
-          <w:sz w:val="20"/>
-        </w:rPr>
-        <w:t xml:space="preserve"> queries and indexes, and adding targeted caching with </w:t>
-      </w:r>
-      <w:proofErr w:type="spellStart"/>
-      <w:r>
-        <w:rPr>
-          <w:rStyle w:val="Strong"/>
-          <w:rFonts w:ascii="Arial" w:hAnsi="Arial" w:cs="Arial"/>
-          <w:sz w:val="20"/>
-        </w:rPr>
-        <w:t>Redis</w:t>
-      </w:r>
-      <w:proofErr w:type="spellEnd"/>
-      <w:r>
-        <w:rPr>
-          <w:rStyle w:val="Strong"/>
-          <w:rFonts w:ascii="Arial" w:hAnsi="Arial" w:cs="Arial"/>
-          <w:sz w:val="20"/>
-        </w:rPr>
-        <w:t>/</w:t>
-      </w:r>
-      <w:proofErr w:type="spellStart"/>
-      <w:r>
-        <w:rPr>
-          <w:rStyle w:val="Strong"/>
-          <w:rFonts w:ascii="Arial" w:hAnsi="Arial" w:cs="Arial"/>
-          <w:sz w:val="20"/>
-        </w:rPr>
-        <w:t>ElastiCache</w:t>
-      </w:r>
-      <w:proofErr w:type="spellEnd"/>
-      <w:r>
-        <w:rPr>
-          <w:rFonts w:ascii="Arial" w:hAnsi="Arial" w:cs="Arial"/>
-          <w:sz w:val="20"/>
-        </w:rPr>
-        <w:t xml:space="preserve"> patterns.</w:t>
+          <w:sz w:val="22"/>
+        </w:rPr>
+        <w:t>29%</w:t>
+      </w:r>
+      <w:r>
+        <w:rPr>
+          <w:sz w:val="22"/>
+        </w:rPr>
+        <w:t xml:space="preserve"> and reduced support tickets tied to malformed uploads.</w:t>
       </w:r>
     </w:p>
     <w:p>
@@ -1762,50 +1030,40 @@
         </w:numPr>
         <w:jc w:val="both"/>
         <w:rPr>
-          <w:rFonts w:ascii="Arial" w:hAnsi="Arial" w:cs="Arial"/>
-          <w:sz w:val="20"/>
-        </w:rPr>
-      </w:pPr>
-      <w:r>
-        <w:rPr>
-          <w:rFonts w:ascii="Arial" w:hAnsi="Arial" w:cs="Arial"/>
-          <w:sz w:val="20"/>
-        </w:rPr>
-        <w:t xml:space="preserve">Strengthened frontend architecture using </w:t>
-      </w:r>
-      <w:proofErr w:type="spellStart"/>
+          <w:sz w:val="22"/>
+        </w:rPr>
+      </w:pPr>
+      <w:r>
+        <w:rPr>
+          <w:sz w:val="22"/>
+        </w:rPr>
+        <w:t xml:space="preserve">Introduced </w:t>
+      </w:r>
       <w:r>
         <w:rPr>
           <w:rStyle w:val="Strong"/>
-          <w:rFonts w:ascii="Arial" w:hAnsi="Arial" w:cs="Arial"/>
-          <w:sz w:val="20"/>
-        </w:rPr>
-        <w:t>RxJS</w:t>
-      </w:r>
-      <w:proofErr w:type="spellEnd"/>
-      <w:r>
-        <w:rPr>
-          <w:rFonts w:ascii="Arial" w:hAnsi="Arial" w:cs="Arial"/>
-          <w:sz w:val="20"/>
-        </w:rPr>
-        <w:t xml:space="preserve"> and </w:t>
-      </w:r>
-      <w:proofErr w:type="spellStart"/>
+          <w:sz w:val="22"/>
+        </w:rPr>
+        <w:t>JWT</w:t>
+      </w:r>
+      <w:r>
+        <w:rPr>
+          <w:sz w:val="22"/>
+        </w:rPr>
+        <w:t xml:space="preserve"> authentication and </w:t>
+      </w:r>
       <w:r>
         <w:rPr>
           <w:rStyle w:val="Strong"/>
-          <w:rFonts w:ascii="Arial" w:hAnsi="Arial" w:cs="Arial"/>
-          <w:sz w:val="20"/>
-        </w:rPr>
-        <w:t>NgRx</w:t>
-      </w:r>
-      <w:proofErr w:type="spellEnd"/>
-      <w:r>
-        <w:rPr>
-          <w:rFonts w:ascii="Arial" w:hAnsi="Arial" w:cs="Arial"/>
-          <w:sz w:val="20"/>
-        </w:rPr>
-        <w:t xml:space="preserve"> state-management patterns, reducing UI regressions and simplifying iterative feature delivery.</w:t>
+          <w:sz w:val="22"/>
+        </w:rPr>
+        <w:t>RBAC</w:t>
+      </w:r>
+      <w:r>
+        <w:rPr>
+          <w:sz w:val="22"/>
+        </w:rPr>
+        <w:t xml:space="preserve"> enforcement across both API and Angular layers so that permission visibility matched backend access logic, eliminating a class of access inconsistency issues that had confused administrators during onboarding.</w:t>
       </w:r>
     </w:p>
     <w:p>
@@ -1817,61 +1075,15 @@
         </w:numPr>
         <w:jc w:val="both"/>
         <w:rPr>
-          <w:rFonts w:ascii="Arial" w:hAnsi="Arial" w:cs="Arial"/>
-          <w:sz w:val="20"/>
-        </w:rPr>
-      </w:pPr>
-      <w:r>
-        <w:rPr>
-          <w:rFonts w:ascii="Arial" w:hAnsi="Arial" w:cs="Arial"/>
-          <w:sz w:val="20"/>
-        </w:rPr>
-        <w:t xml:space="preserve">Hardened authentication and authorization using </w:t>
-      </w:r>
-      <w:r>
-        <w:rPr>
-          <w:rStyle w:val="Strong"/>
-          <w:rFonts w:ascii="Arial" w:hAnsi="Arial" w:cs="Arial"/>
-          <w:sz w:val="20"/>
-        </w:rPr>
-        <w:t>OAuth2/OIDC</w:t>
-      </w:r>
-      <w:r>
-        <w:rPr>
-          <w:rFonts w:ascii="Arial" w:hAnsi="Arial" w:cs="Arial"/>
-          <w:sz w:val="20"/>
-        </w:rPr>
-        <w:t xml:space="preserve"> and </w:t>
-      </w:r>
-      <w:r>
-        <w:rPr>
-          <w:rStyle w:val="Strong"/>
-          <w:rFonts w:ascii="Arial" w:hAnsi="Arial" w:cs="Arial"/>
-          <w:sz w:val="20"/>
-        </w:rPr>
-        <w:t>JWT</w:t>
-      </w:r>
-      <w:r>
-        <w:rPr>
-          <w:rFonts w:ascii="Arial" w:hAnsi="Arial" w:cs="Arial"/>
-          <w:sz w:val="20"/>
-        </w:rPr>
-        <w:t xml:space="preserve">, enforcing </w:t>
-      </w:r>
-      <w:r>
-        <w:rPr>
-          <w:rStyle w:val="Strong"/>
-          <w:rFonts w:ascii="Arial" w:hAnsi="Arial" w:cs="Arial"/>
-          <w:sz w:val="20"/>
-        </w:rPr>
-        <w:t>RBAC/ABAC</w:t>
-      </w:r>
-      <w:r>
-        <w:rPr>
-          <w:rFonts w:ascii="Arial" w:hAnsi="Arial" w:cs="Arial"/>
-          <w:sz w:val="20"/>
-        </w:rPr>
-        <w:t xml:space="preserve"> permissions aligned with enterprise auditability and least-privilege requirements.</w:t>
+          <w:sz w:val="22"/>
+        </w:rPr>
+      </w:pPr>
+      <w:r>
+        <w:rPr>
+          <w:sz w:val="22"/>
+        </w:rPr>
+        <w:lastRenderedPageBreak/>
+        <w:t>Fixed a memory growth issue caused by unbounded in-process caching and repeated subscription leaks in long-lived Angular screens, then added safer cache expiry rules and lifecycle cleanup practices that improved frontend stability during extended sessions.</w:t>
       </w:r>
     </w:p>
     <w:p>
@@ -1883,72 +1095,40 @@
         </w:numPr>
         <w:jc w:val="both"/>
         <w:rPr>
-          <w:rFonts w:ascii="Arial" w:hAnsi="Arial" w:cs="Arial"/>
-          <w:sz w:val="20"/>
-        </w:rPr>
-      </w:pPr>
-      <w:r>
-        <w:rPr>
-          <w:rFonts w:ascii="Arial" w:hAnsi="Arial" w:cs="Arial"/>
-          <w:sz w:val="20"/>
-        </w:rPr>
-        <w:t xml:space="preserve">Created repeatable </w:t>
+          <w:sz w:val="22"/>
+        </w:rPr>
+      </w:pPr>
+      <w:r>
+        <w:rPr>
+          <w:sz w:val="22"/>
+        </w:rPr>
+        <w:t xml:space="preserve">Migrated deployment pipelines toward container-first delivery with </w:t>
       </w:r>
       <w:r>
         <w:rPr>
           <w:rStyle w:val="Strong"/>
-          <w:rFonts w:ascii="Arial" w:hAnsi="Arial" w:cs="Arial"/>
-          <w:sz w:val="20"/>
-        </w:rPr>
-        <w:t>CI/CD</w:t>
-      </w:r>
-      <w:r>
-        <w:rPr>
-          <w:rFonts w:ascii="Arial" w:hAnsi="Arial" w:cs="Arial"/>
-          <w:sz w:val="20"/>
-        </w:rPr>
-        <w:t xml:space="preserve"> pipelines with automated tests, </w:t>
-      </w:r>
-      <w:proofErr w:type="spellStart"/>
-      <w:r>
-        <w:rPr>
-          <w:rFonts w:ascii="Arial" w:hAnsi="Arial" w:cs="Arial"/>
-          <w:sz w:val="20"/>
-        </w:rPr>
-        <w:t>linting</w:t>
-      </w:r>
-      <w:proofErr w:type="spellEnd"/>
-      <w:r>
-        <w:rPr>
-          <w:rFonts w:ascii="Arial" w:hAnsi="Arial" w:cs="Arial"/>
-          <w:sz w:val="20"/>
-        </w:rPr>
-        <w:t xml:space="preserve"> gates, and environment promotion rules via </w:t>
-      </w:r>
-      <w:proofErr w:type="spellStart"/>
+          <w:sz w:val="22"/>
+        </w:rPr>
+        <w:t>Docker</w:t>
+      </w:r>
+      <w:r>
+        <w:rPr>
+          <w:sz w:val="22"/>
+        </w:rPr>
+        <w:t xml:space="preserve">, CI validation, and environment-based configuration, replacing fragile manual release steps and lowering release-related incidents by </w:t>
+      </w:r>
       <w:r>
         <w:rPr>
           <w:rStyle w:val="Strong"/>
-          <w:rFonts w:ascii="Arial" w:hAnsi="Arial" w:cs="Arial"/>
-          <w:sz w:val="20"/>
-        </w:rPr>
-        <w:t>GitHub</w:t>
-      </w:r>
-      <w:proofErr w:type="spellEnd"/>
-      <w:r>
-        <w:rPr>
-          <w:rStyle w:val="Strong"/>
-          <w:rFonts w:ascii="Arial" w:hAnsi="Arial" w:cs="Arial"/>
-          <w:sz w:val="20"/>
-        </w:rPr>
-        <w:t xml:space="preserve"> Actions/Jenkins</w:t>
-      </w:r>
-      <w:r>
-        <w:rPr>
-          <w:rFonts w:ascii="Arial" w:hAnsi="Arial" w:cs="Arial"/>
-          <w:sz w:val="20"/>
-        </w:rPr>
-        <w:t>, increasing confidence in frequent releases.</w:t>
+          <w:sz w:val="22"/>
+        </w:rPr>
+        <w:t>27%</w:t>
+      </w:r>
+      <w:r>
+        <w:rPr>
+          <w:sz w:val="22"/>
+        </w:rPr>
+        <w:t xml:space="preserve"> across shared environments.</w:t>
       </w:r>
     </w:p>
     <w:p>
@@ -1960,33 +1140,44 @@
         </w:numPr>
         <w:jc w:val="both"/>
         <w:rPr>
-          <w:rFonts w:ascii="Arial" w:hAnsi="Arial" w:cs="Arial"/>
-          <w:sz w:val="20"/>
-        </w:rPr>
-      </w:pPr>
-      <w:r>
-        <w:rPr>
-          <w:rFonts w:ascii="Arial" w:hAnsi="Arial" w:cs="Arial"/>
-          <w:sz w:val="20"/>
-        </w:rPr>
-        <w:t xml:space="preserve">Implemented monitoring and alerting using </w:t>
+          <w:sz w:val="22"/>
+        </w:rPr>
+      </w:pPr>
+      <w:r>
+        <w:rPr>
+          <w:sz w:val="22"/>
+        </w:rPr>
+        <w:t xml:space="preserve">Added observability through structured logs, request tracing, and dashboard-level monitoring with </w:t>
       </w:r>
       <w:proofErr w:type="spellStart"/>
       <w:r>
         <w:rPr>
           <w:rStyle w:val="Strong"/>
-          <w:rFonts w:ascii="Arial" w:hAnsi="Arial" w:cs="Arial"/>
-          <w:sz w:val="20"/>
+          <w:sz w:val="22"/>
         </w:rPr>
         <w:t>CloudWatch</w:t>
       </w:r>
       <w:proofErr w:type="spellEnd"/>
       <w:r>
         <w:rPr>
-          <w:rFonts w:ascii="Arial" w:hAnsi="Arial" w:cs="Arial"/>
-          <w:sz w:val="20"/>
-        </w:rPr>
-        <w:t xml:space="preserve"> metrics and dashboards, defining practical SLO-style thresholds to detect degradation early.</w:t>
+          <w:sz w:val="22"/>
+        </w:rPr>
+        <w:t xml:space="preserve"> and </w:t>
+      </w:r>
+      <w:proofErr w:type="spellStart"/>
+      <w:r>
+        <w:rPr>
+          <w:rStyle w:val="Strong"/>
+          <w:sz w:val="22"/>
+        </w:rPr>
+        <w:t>Datadog</w:t>
+      </w:r>
+      <w:proofErr w:type="spellEnd"/>
+      <w:r>
+        <w:rPr>
+          <w:sz w:val="22"/>
+        </w:rPr>
+        <w:t>, allowing faster production diagnosis and reducing mean time to identify backend failures during incident triage.</w:t>
       </w:r>
     </w:p>
     <w:p>
@@ -1998,181 +1189,14 @@
         </w:numPr>
         <w:jc w:val="both"/>
         <w:rPr>
-          <w:rFonts w:ascii="Arial" w:hAnsi="Arial" w:cs="Arial"/>
-          <w:sz w:val="20"/>
-        </w:rPr>
-      </w:pPr>
-      <w:r>
-        <w:rPr>
-          <w:rFonts w:ascii="Arial" w:hAnsi="Arial" w:cs="Arial"/>
-          <w:sz w:val="20"/>
-        </w:rPr>
-        <w:t xml:space="preserve">Supported infrastructure-as-code delivery using </w:t>
-      </w:r>
-      <w:proofErr w:type="spellStart"/>
-      <w:r>
-        <w:rPr>
-          <w:rStyle w:val="Strong"/>
-          <w:rFonts w:ascii="Arial" w:hAnsi="Arial" w:cs="Arial"/>
-          <w:sz w:val="20"/>
-        </w:rPr>
-        <w:t>Terraform</w:t>
-      </w:r>
-      <w:proofErr w:type="spellEnd"/>
-      <w:r>
-        <w:rPr>
-          <w:rStyle w:val="Strong"/>
-          <w:rFonts w:ascii="Arial" w:hAnsi="Arial" w:cs="Arial"/>
-          <w:sz w:val="20"/>
-        </w:rPr>
-        <w:t>/</w:t>
-      </w:r>
-      <w:proofErr w:type="spellStart"/>
-      <w:r>
-        <w:rPr>
-          <w:rStyle w:val="Strong"/>
-          <w:rFonts w:ascii="Arial" w:hAnsi="Arial" w:cs="Arial"/>
-          <w:sz w:val="20"/>
-        </w:rPr>
-        <w:t>CloudFormation</w:t>
-      </w:r>
-      <w:proofErr w:type="spellEnd"/>
-      <w:r>
-        <w:rPr>
-          <w:rFonts w:ascii="Arial" w:hAnsi="Arial" w:cs="Arial"/>
-          <w:sz w:val="20"/>
-        </w:rPr>
-        <w:t>, standardizing environment provisioning and reducing configuration drift across stages.</w:t>
-      </w:r>
-    </w:p>
-    <w:p>
-      <w:pPr>
-        <w:pStyle w:val="NormalWeb"/>
-        <w:numPr>
-          <w:ilvl w:val="0"/>
-          <w:numId w:val="3"/>
-        </w:numPr>
-        <w:jc w:val="both"/>
-        <w:rPr>
-          <w:rFonts w:ascii="Arial" w:hAnsi="Arial" w:cs="Arial"/>
-          <w:sz w:val="20"/>
-        </w:rPr>
-      </w:pPr>
-      <w:r>
-        <w:rPr>
-          <w:rFonts w:ascii="Arial" w:hAnsi="Arial" w:cs="Arial"/>
-          <w:sz w:val="20"/>
-        </w:rPr>
-        <w:t xml:space="preserve">Built internal developer tooling and </w:t>
-      </w:r>
-      <w:proofErr w:type="spellStart"/>
-      <w:r>
-        <w:rPr>
-          <w:rFonts w:ascii="Arial" w:hAnsi="Arial" w:cs="Arial"/>
-          <w:sz w:val="20"/>
-        </w:rPr>
-        <w:t>runbooks</w:t>
-      </w:r>
-      <w:proofErr w:type="spellEnd"/>
-      <w:r>
-        <w:rPr>
-          <w:rFonts w:ascii="Arial" w:hAnsi="Arial" w:cs="Arial"/>
-          <w:sz w:val="20"/>
-        </w:rPr>
-        <w:t xml:space="preserve"> that standardized local setup, debugging, and on-call workflows, reducing onboarding time and improving operational consistency.</w:t>
-      </w:r>
-    </w:p>
-    <w:p>
-      <w:pPr>
-        <w:pStyle w:val="NormalWeb"/>
-        <w:numPr>
-          <w:ilvl w:val="0"/>
-          <w:numId w:val="3"/>
-        </w:numPr>
-        <w:jc w:val="both"/>
-        <w:rPr>
-          <w:rFonts w:ascii="Arial" w:hAnsi="Arial" w:cs="Arial"/>
-          <w:sz w:val="20"/>
-        </w:rPr>
-      </w:pPr>
-      <w:r>
-        <w:rPr>
-          <w:rFonts w:ascii="Arial" w:hAnsi="Arial" w:cs="Arial"/>
-          <w:sz w:val="20"/>
-        </w:rPr>
-        <w:lastRenderedPageBreak/>
-        <w:t xml:space="preserve">Extended platform integrations to include event/analytics exports and search-ready datasets, aligning pipelines for </w:t>
-      </w:r>
-      <w:r>
-        <w:rPr>
-          <w:rStyle w:val="Strong"/>
-          <w:rFonts w:ascii="Arial" w:hAnsi="Arial" w:cs="Arial"/>
-          <w:sz w:val="20"/>
-        </w:rPr>
-        <w:t>OpenSearch/</w:t>
-      </w:r>
-      <w:proofErr w:type="spellStart"/>
-      <w:r>
-        <w:rPr>
-          <w:rStyle w:val="Strong"/>
-          <w:rFonts w:ascii="Arial" w:hAnsi="Arial" w:cs="Arial"/>
-          <w:sz w:val="20"/>
-        </w:rPr>
-        <w:t>Elasticsearch</w:t>
-      </w:r>
-      <w:proofErr w:type="spellEnd"/>
-      <w:r>
-        <w:rPr>
-          <w:rFonts w:ascii="Arial" w:hAnsi="Arial" w:cs="Arial"/>
-          <w:sz w:val="20"/>
-        </w:rPr>
-        <w:t xml:space="preserve"> indexing and downstream analytics consumers like </w:t>
-      </w:r>
-      <w:r>
-        <w:rPr>
-          <w:rStyle w:val="Strong"/>
-          <w:rFonts w:ascii="Arial" w:hAnsi="Arial" w:cs="Arial"/>
-          <w:sz w:val="20"/>
-        </w:rPr>
-        <w:t>Redshift/</w:t>
-      </w:r>
-      <w:proofErr w:type="spellStart"/>
-      <w:r>
-        <w:rPr>
-          <w:rStyle w:val="Strong"/>
-          <w:rFonts w:ascii="Arial" w:hAnsi="Arial" w:cs="Arial"/>
-          <w:sz w:val="20"/>
-        </w:rPr>
-        <w:t>BigQuery</w:t>
-      </w:r>
-      <w:proofErr w:type="spellEnd"/>
-      <w:r>
-        <w:rPr>
-          <w:rFonts w:ascii="Arial" w:hAnsi="Arial" w:cs="Arial"/>
-          <w:sz w:val="20"/>
-        </w:rPr>
-        <w:t>.</w:t>
-      </w:r>
-    </w:p>
-    <w:p>
-      <w:pPr>
-        <w:pStyle w:val="NormalWeb"/>
-        <w:numPr>
-          <w:ilvl w:val="0"/>
-          <w:numId w:val="3"/>
-        </w:numPr>
-        <w:jc w:val="both"/>
-        <w:rPr>
-          <w:rFonts w:ascii="Arial" w:hAnsi="Arial" w:cs="Arial"/>
-          <w:sz w:val="20"/>
-        </w:rPr>
-      </w:pPr>
-      <w:r>
-        <w:rPr>
-          <w:rFonts w:ascii="Arial" w:hAnsi="Arial" w:cs="Arial"/>
-          <w:sz w:val="20"/>
-        </w:rPr>
-        <w:t>Partnered with product and stakeholders to convert ambiguous requirements into shippable milestones, explicitly surfacing tradeoffs, edge cases, and operational risks before implementation.</w:t>
+          <w:sz w:val="22"/>
+        </w:rPr>
+      </w:pPr>
+      <w:r>
+        <w:rPr>
+          <w:sz w:val="22"/>
+        </w:rPr>
+        <w:t>Partnered closely with product and QA teams to turn ambiguous requirements into testable milestones, shipping new workflow features with flexible skill usage across frontend, backend, and infrastructure rather than limiting ownership to a single layer.</w:t>
       </w:r>
     </w:p>
     <w:p>
@@ -2245,46 +1269,53 @@
         </w:numPr>
         <w:jc w:val="both"/>
         <w:rPr>
-          <w:rFonts w:ascii="Arial" w:hAnsi="Arial" w:cs="Arial"/>
-          <w:sz w:val="20"/>
-        </w:rPr>
-      </w:pPr>
-      <w:r>
-        <w:rPr>
-          <w:rFonts w:ascii="Arial" w:hAnsi="Arial" w:cs="Arial"/>
-          <w:sz w:val="20"/>
-        </w:rPr>
-        <w:t xml:space="preserve">Developed full-stack features using </w:t>
+          <w:sz w:val="22"/>
+        </w:rPr>
+      </w:pPr>
+      <w:r>
+        <w:rPr>
+          <w:sz w:val="22"/>
+        </w:rPr>
+        <w:t xml:space="preserve">Built customer-facing web applications with </w:t>
       </w:r>
       <w:r>
         <w:rPr>
           <w:rStyle w:val="Strong"/>
-          <w:rFonts w:ascii="Arial" w:hAnsi="Arial" w:cs="Arial"/>
-          <w:sz w:val="20"/>
-        </w:rPr>
-        <w:t>Python</w:t>
-      </w:r>
-      <w:r>
-        <w:rPr>
-          <w:rFonts w:ascii="Arial" w:hAnsi="Arial" w:cs="Arial"/>
-          <w:sz w:val="20"/>
-        </w:rPr>
-        <w:t xml:space="preserve"> services and </w:t>
+          <w:sz w:val="22"/>
+        </w:rPr>
+        <w:t>Python 3.7–3.10</w:t>
+      </w:r>
+      <w:r>
+        <w:rPr>
+          <w:sz w:val="22"/>
+        </w:rPr>
+        <w:t xml:space="preserve"> backend services and </w:t>
       </w:r>
       <w:r>
         <w:rPr>
           <w:rStyle w:val="Strong"/>
-          <w:rFonts w:ascii="Arial" w:hAnsi="Arial" w:cs="Arial"/>
-          <w:sz w:val="20"/>
-        </w:rPr>
-        <w:t>Angular</w:t>
-      </w:r>
-      <w:r>
-        <w:rPr>
-          <w:rFonts w:ascii="Arial" w:hAnsi="Arial" w:cs="Arial"/>
-          <w:sz w:val="20"/>
-        </w:rPr>
-        <w:t xml:space="preserve"> applications, balancing responsive UI behavior with reliable backend validation and data integrity.</w:t>
+          <w:sz w:val="22"/>
+        </w:rPr>
+        <w:t>Angular 10–13</w:t>
+      </w:r>
+      <w:r>
+        <w:rPr>
+          <w:sz w:val="22"/>
+        </w:rPr>
+        <w:t xml:space="preserve"> admin interfaces, delivering reliable CRUD, search, and workflow capabilities that improved team efficiency by </w:t>
+      </w:r>
+      <w:r>
+        <w:rPr>
+          <w:rStyle w:val="Strong"/>
+          <w:sz w:val="22"/>
+        </w:rPr>
+        <w:t>31%</w:t>
+      </w:r>
+      <w:r>
+        <w:rPr>
+          <w:sz w:val="22"/>
+        </w:rPr>
+        <w:t xml:space="preserve"> in day-to-day operations.</w:t>
       </w:r>
     </w:p>
     <w:p>
@@ -2296,33 +1327,14 @@
         </w:numPr>
         <w:jc w:val="both"/>
         <w:rPr>
-          <w:rFonts w:ascii="Arial" w:hAnsi="Arial" w:cs="Arial"/>
-          <w:sz w:val="20"/>
-        </w:rPr>
-      </w:pPr>
-      <w:r>
-        <w:rPr>
-          <w:rFonts w:ascii="Arial" w:hAnsi="Arial" w:cs="Arial"/>
-          <w:sz w:val="20"/>
-        </w:rPr>
-        <w:t xml:space="preserve">Implemented </w:t>
-      </w:r>
-      <w:proofErr w:type="spellStart"/>
-      <w:r>
-        <w:rPr>
-          <w:rStyle w:val="Strong"/>
-          <w:rFonts w:ascii="Arial" w:hAnsi="Arial" w:cs="Arial"/>
-          <w:sz w:val="20"/>
-        </w:rPr>
-        <w:t>RESTful</w:t>
-      </w:r>
-      <w:proofErr w:type="spellEnd"/>
-      <w:r>
-        <w:rPr>
-          <w:rFonts w:ascii="Arial" w:hAnsi="Arial" w:cs="Arial"/>
-          <w:sz w:val="20"/>
-        </w:rPr>
-        <w:t xml:space="preserve"> endpoints with pagination, filtering, and authorization checks, keeping behavior consistent across multiple clients and environments.</w:t>
+          <w:sz w:val="22"/>
+        </w:rPr>
+      </w:pPr>
+      <w:r>
+        <w:rPr>
+          <w:sz w:val="22"/>
+        </w:rPr>
+        <w:t>Developed backend modules for user accounts, approval flows, scheduled notifications, and reporting logic, with strong focus on predictable validation and service-layer clarity so feature changes could be introduced without destabilizing existing behavior.</w:t>
       </w:r>
     </w:p>
     <w:p>
@@ -2334,16 +1346,27 @@
         </w:numPr>
         <w:jc w:val="both"/>
         <w:rPr>
-          <w:rFonts w:ascii="Arial" w:hAnsi="Arial" w:cs="Arial"/>
-          <w:sz w:val="20"/>
-        </w:rPr>
-      </w:pPr>
-      <w:r>
-        <w:rPr>
-          <w:rFonts w:ascii="Arial" w:hAnsi="Arial" w:cs="Arial"/>
-          <w:sz w:val="20"/>
-        </w:rPr>
-        <w:t>Built reusable Angular components and complex forms with strong validation patterns, improving maintainability and accelerating delivery of new screens.</w:t>
+          <w:sz w:val="22"/>
+        </w:rPr>
+      </w:pPr>
+      <w:r>
+        <w:rPr>
+          <w:sz w:val="22"/>
+        </w:rPr>
+        <w:t xml:space="preserve">Implemented dynamic </w:t>
+      </w:r>
+      <w:r>
+        <w:rPr>
+          <w:rStyle w:val="Strong"/>
+          <w:sz w:val="22"/>
+        </w:rPr>
+        <w:t>Angular</w:t>
+      </w:r>
+      <w:r>
+        <w:rPr>
+          <w:sz w:val="22"/>
+        </w:rPr>
+        <w:t xml:space="preserve"> pages for internal dashboards, record management, and multi-step forms, improving frontend responsiveness and reducing repetitive navigation effort for operations teams that handled large datasets daily.</w:t>
       </w:r>
     </w:p>
     <w:p>
@@ -2355,16 +1378,28 @@
         </w:numPr>
         <w:jc w:val="both"/>
         <w:rPr>
-          <w:rFonts w:ascii="Arial" w:hAnsi="Arial" w:cs="Arial"/>
-          <w:sz w:val="20"/>
-        </w:rPr>
-      </w:pPr>
-      <w:r>
-        <w:rPr>
-          <w:rFonts w:ascii="Arial" w:hAnsi="Arial" w:cs="Arial"/>
-          <w:sz w:val="20"/>
-        </w:rPr>
-        <w:t>Integrated asynchronous processing for long-running tasks using queue-driven workers and status tracking, providing reliable completion without blocking the UI thread.</w:t>
+          <w:sz w:val="22"/>
+        </w:rPr>
+      </w:pPr>
+      <w:r>
+        <w:rPr>
+          <w:sz w:val="22"/>
+        </w:rPr>
+        <w:t xml:space="preserve">Solved a high-impact bug where inconsistent </w:t>
+      </w:r>
+      <w:proofErr w:type="spellStart"/>
+      <w:r>
+        <w:rPr>
+          <w:sz w:val="22"/>
+        </w:rPr>
+        <w:t>timezone</w:t>
+      </w:r>
+      <w:proofErr w:type="spellEnd"/>
+      <w:r>
+        <w:rPr>
+          <w:sz w:val="22"/>
+        </w:rPr>
+        <w:t xml:space="preserve"> handling between Python services and browser rendering caused incorrect schedule displays, then standardized UTC storage and frontend conversion rules to restore user trust in time-sensitive workflows.</w:t>
       </w:r>
     </w:p>
     <w:p>
@@ -2376,47 +1411,27 @@
         </w:numPr>
         <w:jc w:val="both"/>
         <w:rPr>
-          <w:rFonts w:ascii="Arial" w:hAnsi="Arial" w:cs="Arial"/>
-          <w:sz w:val="20"/>
-        </w:rPr>
-      </w:pPr>
-      <w:r>
-        <w:rPr>
-          <w:rFonts w:ascii="Arial" w:hAnsi="Arial" w:cs="Arial"/>
-          <w:sz w:val="20"/>
-        </w:rPr>
-        <w:t xml:space="preserve">Improved database performance by tuning </w:t>
+          <w:sz w:val="22"/>
+        </w:rPr>
+      </w:pPr>
+      <w:r>
+        <w:rPr>
+          <w:sz w:val="22"/>
+        </w:rPr>
+        <w:t xml:space="preserve">Enhanced application performance by moving heavy export generation into asynchronous jobs and returning progress-aware UI states, which reduced request blocking by </w:t>
       </w:r>
       <w:r>
         <w:rPr>
           <w:rStyle w:val="Strong"/>
-          <w:rFonts w:ascii="Arial" w:hAnsi="Arial" w:cs="Arial"/>
-          <w:sz w:val="20"/>
-        </w:rPr>
-        <w:t>SQL</w:t>
-      </w:r>
-      <w:r>
-        <w:rPr>
-          <w:rFonts w:ascii="Arial" w:hAnsi="Arial" w:cs="Arial"/>
-          <w:sz w:val="20"/>
-        </w:rPr>
-        <w:t xml:space="preserve"> queries, adding pragmatic indexes, and eliminating </w:t>
-      </w:r>
-      <w:proofErr w:type="gramStart"/>
-      <w:r>
-        <w:rPr>
-          <w:rFonts w:ascii="Arial" w:hAnsi="Arial" w:cs="Arial"/>
-          <w:sz w:val="20"/>
-        </w:rPr>
-        <w:t>N+1 patterns</w:t>
-      </w:r>
-      <w:proofErr w:type="gramEnd"/>
-      <w:r>
-        <w:rPr>
-          <w:rFonts w:ascii="Arial" w:hAnsi="Arial" w:cs="Arial"/>
-          <w:sz w:val="20"/>
-        </w:rPr>
-        <w:t xml:space="preserve"> to stabilize response times under larger datasets.</w:t>
+          <w:sz w:val="22"/>
+        </w:rPr>
+        <w:t>38%</w:t>
+      </w:r>
+      <w:r>
+        <w:rPr>
+          <w:sz w:val="22"/>
+        </w:rPr>
+        <w:t xml:space="preserve"> and prevented browser freezes for larger report operations.</w:t>
       </w:r>
     </w:p>
     <w:p>
@@ -2428,41 +1443,27 @@
         </w:numPr>
         <w:jc w:val="both"/>
         <w:rPr>
-          <w:rFonts w:ascii="Arial" w:hAnsi="Arial" w:cs="Arial"/>
-          <w:sz w:val="20"/>
-        </w:rPr>
-      </w:pPr>
-      <w:r>
-        <w:rPr>
-          <w:rFonts w:ascii="Arial" w:hAnsi="Arial" w:cs="Arial"/>
-          <w:sz w:val="20"/>
-        </w:rPr>
-        <w:t xml:space="preserve">Added caching and throttling strategies to protect data stores during load spikes, using </w:t>
-      </w:r>
-      <w:proofErr w:type="spellStart"/>
+          <w:sz w:val="22"/>
+        </w:rPr>
+      </w:pPr>
+      <w:r>
+        <w:rPr>
+          <w:sz w:val="22"/>
+        </w:rPr>
+        <w:t xml:space="preserve">Supported migration of older server-rendered pages into modular </w:t>
+      </w:r>
       <w:r>
         <w:rPr>
           <w:rStyle w:val="Strong"/>
-          <w:rFonts w:ascii="Arial" w:hAnsi="Arial" w:cs="Arial"/>
-          <w:sz w:val="20"/>
-        </w:rPr>
-        <w:t>Redis</w:t>
-      </w:r>
-      <w:proofErr w:type="spellEnd"/>
-      <w:r>
-        <w:rPr>
-          <w:rStyle w:val="Strong"/>
-          <w:rFonts w:ascii="Arial" w:hAnsi="Arial" w:cs="Arial"/>
-          <w:sz w:val="20"/>
-        </w:rPr>
-        <w:t>-style</w:t>
-      </w:r>
-      <w:r>
-        <w:rPr>
-          <w:rFonts w:ascii="Arial" w:hAnsi="Arial" w:cs="Arial"/>
-          <w:sz w:val="20"/>
-        </w:rPr>
-        <w:t xml:space="preserve"> patterns and API-level safeguards.</w:t>
+          <w:sz w:val="22"/>
+        </w:rPr>
+        <w:t>Angular</w:t>
+      </w:r>
+      <w:r>
+        <w:rPr>
+          <w:sz w:val="22"/>
+        </w:rPr>
+        <w:t xml:space="preserve"> screens while preserving existing backend contracts, allowing the platform to modernize in stages instead of forcing a risky full rewrite across active user workflows.</w:t>
       </w:r>
     </w:p>
     <w:p>
@@ -2474,47 +1475,14 @@
         </w:numPr>
         <w:jc w:val="both"/>
         <w:rPr>
-          <w:rFonts w:ascii="Arial" w:hAnsi="Arial" w:cs="Arial"/>
-          <w:sz w:val="20"/>
-        </w:rPr>
-      </w:pPr>
-      <w:r>
-        <w:rPr>
-          <w:rFonts w:ascii="Arial" w:hAnsi="Arial" w:cs="Arial"/>
-          <w:sz w:val="20"/>
-        </w:rPr>
-        <w:t xml:space="preserve">Implemented secure </w:t>
-      </w:r>
-      <w:proofErr w:type="spellStart"/>
-      <w:r>
-        <w:rPr>
-          <w:rFonts w:ascii="Arial" w:hAnsi="Arial" w:cs="Arial"/>
-          <w:sz w:val="20"/>
-        </w:rPr>
-        <w:t>auth</w:t>
-      </w:r>
-      <w:proofErr w:type="spellEnd"/>
-      <w:r>
-        <w:rPr>
-          <w:rFonts w:ascii="Arial" w:hAnsi="Arial" w:cs="Arial"/>
-          <w:sz w:val="20"/>
-        </w:rPr>
-        <w:t xml:space="preserve"> flows with token refresh behavior, protected routes, and predictable error states aligned to </w:t>
-      </w:r>
-      <w:r>
-        <w:rPr>
-          <w:rStyle w:val="Strong"/>
-          <w:rFonts w:ascii="Arial" w:hAnsi="Arial" w:cs="Arial"/>
-          <w:sz w:val="20"/>
-        </w:rPr>
-        <w:t>JWT</w:t>
-      </w:r>
-      <w:r>
-        <w:rPr>
-          <w:rFonts w:ascii="Arial" w:hAnsi="Arial" w:cs="Arial"/>
-          <w:sz w:val="20"/>
-        </w:rPr>
-        <w:t xml:space="preserve"> and role-driven permissions.</w:t>
+          <w:sz w:val="22"/>
+        </w:rPr>
+      </w:pPr>
+      <w:r>
+        <w:rPr>
+          <w:sz w:val="22"/>
+        </w:rPr>
+        <w:t>Added reusable error handling patterns for both API and UI layers so validation failures, permission issues, and third-party integration problems surfaced with clearer messages and lower support overhead for business users.</w:t>
       </w:r>
     </w:p>
     <w:p>
@@ -2526,32 +1494,14 @@
         </w:numPr>
         <w:jc w:val="both"/>
         <w:rPr>
-          <w:rFonts w:ascii="Arial" w:hAnsi="Arial" w:cs="Arial"/>
-          <w:sz w:val="20"/>
-        </w:rPr>
-      </w:pPr>
-      <w:r>
-        <w:rPr>
-          <w:rFonts w:ascii="Arial" w:hAnsi="Arial" w:cs="Arial"/>
-          <w:sz w:val="20"/>
-        </w:rPr>
-        <w:t xml:space="preserve">Built integration connectors to external APIs with robust error parsing, retries, and </w:t>
-      </w:r>
-      <w:proofErr w:type="spellStart"/>
-      <w:r>
-        <w:rPr>
-          <w:rFonts w:ascii="Arial" w:hAnsi="Arial" w:cs="Arial"/>
-          <w:sz w:val="20"/>
-        </w:rPr>
-        <w:t>backoff</w:t>
-      </w:r>
-      <w:proofErr w:type="spellEnd"/>
-      <w:r>
-        <w:rPr>
-          <w:rFonts w:ascii="Arial" w:hAnsi="Arial" w:cs="Arial"/>
-          <w:sz w:val="20"/>
-        </w:rPr>
-        <w:t>, making failures observable instead of silently degrading functionality.</w:t>
+          <w:sz w:val="22"/>
+        </w:rPr>
+      </w:pPr>
+      <w:r>
+        <w:rPr>
+          <w:sz w:val="22"/>
+        </w:rPr>
+        <w:t>Integrated external services for messaging, document processing, and notification delivery, building retry-safe Python adapters and monitoring hooks that made third-party failures easier to detect before they cascaded into user-facing issues.</w:t>
       </w:r>
     </w:p>
     <w:p>
@@ -2563,31 +1513,27 @@
         </w:numPr>
         <w:jc w:val="both"/>
         <w:rPr>
-          <w:rFonts w:ascii="Arial" w:hAnsi="Arial" w:cs="Arial"/>
-          <w:sz w:val="20"/>
-        </w:rPr>
-      </w:pPr>
-      <w:r>
-        <w:rPr>
-          <w:rFonts w:ascii="Arial" w:hAnsi="Arial" w:cs="Arial"/>
-          <w:sz w:val="20"/>
-        </w:rPr>
-        <w:t xml:space="preserve">Increased release reliability by introducing automated build checks and repeatable deployments through </w:t>
+          <w:sz w:val="22"/>
+        </w:rPr>
+      </w:pPr>
+      <w:r>
+        <w:rPr>
+          <w:sz w:val="22"/>
+        </w:rPr>
+        <w:t xml:space="preserve">Improved database stability by tuning query patterns, introducing pagination, and reducing duplicated reads on high-traffic screens, which lowered average page load times by </w:t>
       </w:r>
       <w:r>
         <w:rPr>
           <w:rStyle w:val="Strong"/>
-          <w:rFonts w:ascii="Arial" w:hAnsi="Arial" w:cs="Arial"/>
-          <w:sz w:val="20"/>
-        </w:rPr>
-        <w:t>CI/CD</w:t>
-      </w:r>
-      <w:r>
-        <w:rPr>
-          <w:rFonts w:ascii="Arial" w:hAnsi="Arial" w:cs="Arial"/>
-          <w:sz w:val="20"/>
-        </w:rPr>
-        <w:t xml:space="preserve"> pipelines and scripted environment validation.</w:t>
+          <w:sz w:val="22"/>
+        </w:rPr>
+        <w:t>35%</w:t>
+      </w:r>
+      <w:r>
+        <w:rPr>
+          <w:sz w:val="22"/>
+        </w:rPr>
+        <w:t xml:space="preserve"> and improved consistency during concurrent usage.</w:t>
       </w:r>
     </w:p>
     <w:p>
@@ -2599,32 +1545,14 @@
         </w:numPr>
         <w:jc w:val="both"/>
         <w:rPr>
-          <w:rFonts w:ascii="Arial" w:hAnsi="Arial" w:cs="Arial"/>
-          <w:sz w:val="20"/>
-        </w:rPr>
-      </w:pPr>
-      <w:r>
-        <w:rPr>
-          <w:rFonts w:ascii="Arial" w:hAnsi="Arial" w:cs="Arial"/>
-          <w:sz w:val="20"/>
-        </w:rPr>
-        <w:t xml:space="preserve">Expanded </w:t>
-      </w:r>
-      <w:proofErr w:type="spellStart"/>
-      <w:r>
-        <w:rPr>
-          <w:rFonts w:ascii="Arial" w:hAnsi="Arial" w:cs="Arial"/>
-          <w:sz w:val="20"/>
-        </w:rPr>
-        <w:t>observability</w:t>
-      </w:r>
-      <w:proofErr w:type="spellEnd"/>
-      <w:r>
-        <w:rPr>
-          <w:rFonts w:ascii="Arial" w:hAnsi="Arial" w:cs="Arial"/>
-          <w:sz w:val="20"/>
-        </w:rPr>
-        <w:t xml:space="preserve"> with structured logs and actionable dashboards, enabling faster triage during production support incidents.</w:t>
+          <w:sz w:val="22"/>
+        </w:rPr>
+      </w:pPr>
+      <w:r>
+        <w:rPr>
+          <w:sz w:val="22"/>
+        </w:rPr>
+        <w:t>Helped standardize CI/CD routines, environment configuration, and code review practices so releases became more repeatable, while new engineers could ramp faster without depending on undocumented setup steps or legacy tribal knowledge.</w:t>
       </w:r>
     </w:p>
     <w:p>
@@ -2636,74 +1564,67 @@
         </w:numPr>
         <w:jc w:val="both"/>
         <w:rPr>
-          <w:rFonts w:ascii="Arial" w:hAnsi="Arial" w:cs="Arial"/>
-          <w:sz w:val="20"/>
-        </w:rPr>
-      </w:pPr>
-      <w:r>
-        <w:rPr>
-          <w:rFonts w:ascii="Arial" w:hAnsi="Arial" w:cs="Arial"/>
-          <w:sz w:val="20"/>
-        </w:rPr>
-        <w:t xml:space="preserve">Supported event-driven integration points using </w:t>
+          <w:sz w:val="22"/>
+        </w:rPr>
+      </w:pPr>
+      <w:r>
+        <w:rPr>
+          <w:sz w:val="22"/>
+        </w:rPr>
+        <w:t xml:space="preserve">Delivered new features across reporting, approvals, and operational tooling by flexibly moving between </w:t>
       </w:r>
       <w:r>
         <w:rPr>
           <w:rStyle w:val="Strong"/>
-          <w:rFonts w:ascii="Arial" w:hAnsi="Arial" w:cs="Arial"/>
-          <w:sz w:val="20"/>
-        </w:rPr>
-        <w:t>SQS/SNS</w:t>
-      </w:r>
-      <w:r>
-        <w:rPr>
-          <w:rFonts w:ascii="Arial" w:hAnsi="Arial" w:cs="Arial"/>
-          <w:sz w:val="20"/>
-        </w:rPr>
-        <w:t xml:space="preserve"> concepts for notifications and background work, improving responsiveness for user-facing flows.</w:t>
+          <w:sz w:val="22"/>
+        </w:rPr>
+        <w:t>Angular</w:t>
+      </w:r>
+      <w:r>
+        <w:rPr>
+          <w:sz w:val="22"/>
+        </w:rPr>
+        <w:t xml:space="preserve">, </w:t>
+      </w:r>
+      <w:r>
+        <w:rPr>
+          <w:rStyle w:val="Strong"/>
+          <w:sz w:val="22"/>
+        </w:rPr>
+        <w:t>Python</w:t>
+      </w:r>
+      <w:r>
+        <w:rPr>
+          <w:sz w:val="22"/>
+        </w:rPr>
+        <w:t>, SQL, and deployment tasks, which made the team more adaptable during tight delivery cycles and changing priorities.</w:t>
       </w:r>
     </w:p>
     <w:p>
       <w:pPr>
         <w:pStyle w:val="NormalWeb"/>
-        <w:numPr>
-          <w:ilvl w:val="0"/>
-          <w:numId w:val="5"/>
-        </w:numPr>
         <w:jc w:val="both"/>
         <w:rPr>
-          <w:rFonts w:ascii="Arial" w:hAnsi="Arial" w:cs="Arial"/>
-          <w:sz w:val="20"/>
-        </w:rPr>
-      </w:pPr>
-      <w:r>
-        <w:rPr>
-          <w:rFonts w:ascii="Arial" w:hAnsi="Arial" w:cs="Arial"/>
-          <w:sz w:val="20"/>
-        </w:rPr>
-        <w:t>Collaborated with designers and product stakeholders to translate UX requirements into accessible Angular layouts, refining edge cases during implementation.</w:t>
-      </w:r>
+          <w:sz w:val="22"/>
+        </w:rPr>
+      </w:pPr>
     </w:p>
     <w:p>
       <w:pPr>
         <w:pStyle w:val="NormalWeb"/>
-        <w:numPr>
-          <w:ilvl w:val="0"/>
-          <w:numId w:val="5"/>
-        </w:numPr>
         <w:jc w:val="both"/>
         <w:rPr>
-          <w:rFonts w:ascii="Arial" w:hAnsi="Arial" w:cs="Arial"/>
-          <w:sz w:val="20"/>
-        </w:rPr>
-      </w:pPr>
-      <w:r>
-        <w:rPr>
-          <w:rFonts w:ascii="Arial" w:hAnsi="Arial" w:cs="Arial"/>
-          <w:sz w:val="20"/>
-        </w:rPr>
-        <w:t>Provided production support and incident fixes by correlating logs and user reports, delivering targeted patches and follow-up refactors that reduced repeat issues.</w:t>
-      </w:r>
+          <w:sz w:val="22"/>
+        </w:rPr>
+      </w:pPr>
+    </w:p>
+    <w:p>
+      <w:pPr>
+        <w:pBdr>
+          <w:bottom w:val="dashed" w:sz="4" w:space="0" w:color="CFD2CD"/>
+        </w:pBdr>
+        <w:spacing w:after="120"/>
+      </w:pPr>
     </w:p>
     <w:p>
       <w:pPr>
@@ -2726,6 +1647,7 @@
           <w:sz w:val="23"/>
           <w:szCs w:val="23"/>
         </w:rPr>
+        <w:lastRenderedPageBreak/>
         <w:t>Software Developer</w:t>
       </w:r>
     </w:p>
@@ -2764,31 +1686,27 @@
         </w:numPr>
         <w:jc w:val="both"/>
         <w:rPr>
-          <w:rFonts w:ascii="Arial" w:hAnsi="Arial" w:cs="Arial"/>
-          <w:sz w:val="20"/>
-        </w:rPr>
-      </w:pPr>
-      <w:r>
-        <w:rPr>
-          <w:rFonts w:ascii="Arial" w:hAnsi="Arial" w:cs="Arial"/>
-          <w:sz w:val="20"/>
-        </w:rPr>
-        <w:t xml:space="preserve">Built and maintained web applications focused on backend business logic and API delivery in </w:t>
+          <w:sz w:val="22"/>
+        </w:rPr>
+      </w:pPr>
+      <w:r>
+        <w:rPr>
+          <w:sz w:val="22"/>
+        </w:rPr>
+        <w:t xml:space="preserve">Developed business applications centered on </w:t>
       </w:r>
       <w:r>
         <w:rPr>
           <w:rStyle w:val="Strong"/>
-          <w:rFonts w:ascii="Arial" w:hAnsi="Arial" w:cs="Arial"/>
-          <w:sz w:val="20"/>
-        </w:rPr>
-        <w:t>Python</w:t>
-      </w:r>
-      <w:r>
-        <w:rPr>
-          <w:rFonts w:ascii="Arial" w:hAnsi="Arial" w:cs="Arial"/>
-          <w:sz w:val="20"/>
-        </w:rPr>
-        <w:t>, supporting internal and client-facing operational workflows.</w:t>
+          <w:sz w:val="22"/>
+        </w:rPr>
+        <w:t>Python 2.7–3.x</w:t>
+      </w:r>
+      <w:r>
+        <w:rPr>
+          <w:sz w:val="22"/>
+        </w:rPr>
+        <w:t xml:space="preserve"> transition work, SQL-backed services, and progressively enhanced web interfaces, helping deliver dependable internal systems for reporting, data entry, and customer operations teams.</w:t>
       </w:r>
     </w:p>
     <w:p>
@@ -2800,16 +1718,14 @@
         </w:numPr>
         <w:jc w:val="both"/>
         <w:rPr>
-          <w:rFonts w:ascii="Arial" w:hAnsi="Arial" w:cs="Arial"/>
-          <w:sz w:val="20"/>
-        </w:rPr>
-      </w:pPr>
-      <w:r>
-        <w:rPr>
-          <w:rFonts w:ascii="Arial" w:hAnsi="Arial" w:cs="Arial"/>
-          <w:sz w:val="20"/>
-        </w:rPr>
-        <w:t>Developed frontend screens using Angular-era patterns with responsive forms, validation, and predictable state transitions for high-frequency user operations.</w:t>
+          <w:sz w:val="22"/>
+        </w:rPr>
+      </w:pPr>
+      <w:r>
+        <w:rPr>
+          <w:sz w:val="22"/>
+        </w:rPr>
+        <w:t>Built backend routines for validation, record management, scheduled processing, and business rule enforcement, giving users more consistent workflows and reducing manual correction effort across several core administrative processes.</w:t>
       </w:r>
     </w:p>
     <w:p>
@@ -2821,31 +1737,27 @@
         </w:numPr>
         <w:jc w:val="both"/>
         <w:rPr>
-          <w:rFonts w:ascii="Arial" w:hAnsi="Arial" w:cs="Arial"/>
-          <w:sz w:val="20"/>
-        </w:rPr>
-      </w:pPr>
-      <w:r>
-        <w:rPr>
-          <w:rFonts w:ascii="Arial" w:hAnsi="Arial" w:cs="Arial"/>
-          <w:sz w:val="20"/>
-        </w:rPr>
-        <w:t xml:space="preserve">Implemented database-backed features with careful </w:t>
+          <w:sz w:val="22"/>
+        </w:rPr>
+      </w:pPr>
+      <w:r>
+        <w:rPr>
+          <w:sz w:val="22"/>
+        </w:rPr>
+        <w:t xml:space="preserve">Contributed to early interactive frontend modules using historically common JavaScript and gradually introduced structured client-side patterns that later supported smoother adoption of modern </w:t>
       </w:r>
       <w:r>
         <w:rPr>
           <w:rStyle w:val="Strong"/>
-          <w:rFonts w:ascii="Arial" w:hAnsi="Arial" w:cs="Arial"/>
-          <w:sz w:val="20"/>
-        </w:rPr>
-        <w:t>SQL</w:t>
-      </w:r>
-      <w:r>
-        <w:rPr>
-          <w:rFonts w:ascii="Arial" w:hAnsi="Arial" w:cs="Arial"/>
-          <w:sz w:val="20"/>
-        </w:rPr>
-        <w:t xml:space="preserve"> design, adding constraints and query improvements that increased data consistency over time.</w:t>
+          <w:sz w:val="22"/>
+        </w:rPr>
+        <w:t>Angular</w:t>
+      </w:r>
+      <w:r>
+        <w:rPr>
+          <w:sz w:val="22"/>
+        </w:rPr>
+        <w:t>-based architecture in subsequent platform work.</w:t>
       </w:r>
     </w:p>
     <w:p>
@@ -2857,16 +1769,14 @@
         </w:numPr>
         <w:jc w:val="both"/>
         <w:rPr>
-          <w:rFonts w:ascii="Arial" w:hAnsi="Arial" w:cs="Arial"/>
-          <w:sz w:val="20"/>
-        </w:rPr>
-      </w:pPr>
-      <w:r>
-        <w:rPr>
-          <w:rFonts w:ascii="Arial" w:hAnsi="Arial" w:cs="Arial"/>
-          <w:sz w:val="20"/>
-        </w:rPr>
-        <w:t>Created integrations between services and internal tools with structured error handling and operational safeguards to keep business processes reliable.</w:t>
+          <w:sz w:val="22"/>
+        </w:rPr>
+      </w:pPr>
+      <w:r>
+        <w:rPr>
+          <w:sz w:val="22"/>
+        </w:rPr>
+        <w:t>Resolved a reporting accuracy issue where duplicated joins and inconsistent aggregation logic produced incorrect financial totals, then corrected query structure and service calculations to restore trust in exported summaries and management dashboards.</w:t>
       </w:r>
     </w:p>
     <w:p>
@@ -2878,16 +1788,41 @@
         </w:numPr>
         <w:jc w:val="both"/>
         <w:rPr>
-          <w:rFonts w:ascii="Arial" w:hAnsi="Arial" w:cs="Arial"/>
-          <w:sz w:val="20"/>
-        </w:rPr>
-      </w:pPr>
-      <w:r>
-        <w:rPr>
-          <w:rFonts w:ascii="Arial" w:hAnsi="Arial" w:cs="Arial"/>
-          <w:sz w:val="20"/>
-        </w:rPr>
-        <w:t>Improved deployment readiness by documenting environment configuration, standardizing logging fields, and adding repeatable setup steps for releases.</w:t>
+          <w:sz w:val="22"/>
+        </w:rPr>
+      </w:pPr>
+      <w:r>
+        <w:rPr>
+          <w:sz w:val="22"/>
+        </w:rPr>
+        <w:t xml:space="preserve">Improved performance on large data screens by rewriting inefficient SQL, introducing batch processing, and separating expensive calculations into scheduled jobs, which improved load behavior by </w:t>
+      </w:r>
+      <w:r>
+        <w:rPr>
+          <w:rStyle w:val="Strong"/>
+          <w:sz w:val="22"/>
+        </w:rPr>
+        <w:t>33%</w:t>
+      </w:r>
+      <w:r>
+        <w:rPr>
+          <w:sz w:val="22"/>
+        </w:rPr>
+        <w:t xml:space="preserve"> for the most </w:t>
+      </w:r>
+      <w:proofErr w:type="gramStart"/>
+      <w:r>
+        <w:rPr>
+          <w:sz w:val="22"/>
+        </w:rPr>
+        <w:t>frequently</w:t>
+      </w:r>
+      <w:proofErr w:type="gramEnd"/>
+      <w:r>
+        <w:rPr>
+          <w:sz w:val="22"/>
+        </w:rPr>
+        <w:t xml:space="preserve"> used reporting views.</w:t>
       </w:r>
     </w:p>
     <w:p>
@@ -2899,16 +1834,41 @@
         </w:numPr>
         <w:jc w:val="both"/>
         <w:rPr>
-          <w:rFonts w:ascii="Arial" w:hAnsi="Arial" w:cs="Arial"/>
-          <w:sz w:val="20"/>
-        </w:rPr>
-      </w:pPr>
-      <w:r>
-        <w:rPr>
-          <w:rFonts w:ascii="Arial" w:hAnsi="Arial" w:cs="Arial"/>
-          <w:sz w:val="20"/>
-        </w:rPr>
-        <w:t>Assisted with early cloud adoption patterns by externalizing configuration, separating background work from request paths, and designing services for safer scaling.</w:t>
+          <w:sz w:val="22"/>
+        </w:rPr>
+      </w:pPr>
+      <w:r>
+        <w:rPr>
+          <w:sz w:val="22"/>
+        </w:rPr>
+        <w:t xml:space="preserve">Helped modernize legacy code paths during a broader </w:t>
+      </w:r>
+      <w:r>
+        <w:rPr>
+          <w:rStyle w:val="Strong"/>
+          <w:sz w:val="22"/>
+        </w:rPr>
+        <w:t>Python</w:t>
+      </w:r>
+      <w:r>
+        <w:rPr>
+          <w:sz w:val="22"/>
+        </w:rPr>
+        <w:t xml:space="preserve"> upgrade effort, reducing compatibility risks between older scripts and newer services while making </w:t>
+      </w:r>
+      <w:proofErr w:type="gramStart"/>
+      <w:r>
+        <w:rPr>
+          <w:sz w:val="22"/>
+        </w:rPr>
+        <w:t>the codebase</w:t>
+      </w:r>
+      <w:proofErr w:type="gramEnd"/>
+      <w:r>
+        <w:rPr>
+          <w:sz w:val="22"/>
+        </w:rPr>
+        <w:t xml:space="preserve"> easier to test, maintain, and document.</w:t>
       </w:r>
     </w:p>
     <w:p>
@@ -2920,16 +1880,14 @@
         </w:numPr>
         <w:jc w:val="both"/>
         <w:rPr>
-          <w:rFonts w:ascii="Arial" w:hAnsi="Arial" w:cs="Arial"/>
-          <w:sz w:val="20"/>
-        </w:rPr>
-      </w:pPr>
-      <w:r>
-        <w:rPr>
-          <w:rFonts w:ascii="Arial" w:hAnsi="Arial" w:cs="Arial"/>
-          <w:sz w:val="20"/>
-        </w:rPr>
-        <w:t>Built background job workflows for imports and batch operations, adding retries and visibility into job state to reduce manual intervention.</w:t>
+          <w:sz w:val="22"/>
+        </w:rPr>
+      </w:pPr>
+      <w:r>
+        <w:rPr>
+          <w:sz w:val="22"/>
+        </w:rPr>
+        <w:t>Implemented CSV import and export tooling with format checks, row-level validation, and meaningful error feedback so business teams could process operational data more efficiently without repeated engineering intervention.</w:t>
       </w:r>
     </w:p>
     <w:p>
@@ -2941,32 +1899,14 @@
         </w:numPr>
         <w:jc w:val="both"/>
         <w:rPr>
-          <w:rFonts w:ascii="Arial" w:hAnsi="Arial" w:cs="Arial"/>
-          <w:sz w:val="20"/>
-        </w:rPr>
-      </w:pPr>
-      <w:r>
-        <w:rPr>
-          <w:rFonts w:ascii="Arial" w:hAnsi="Arial" w:cs="Arial"/>
-          <w:sz w:val="20"/>
-        </w:rPr>
-        <w:t xml:space="preserve">Introduced basic monitoring and </w:t>
-      </w:r>
-      <w:proofErr w:type="spellStart"/>
-      <w:r>
-        <w:rPr>
-          <w:rFonts w:ascii="Arial" w:hAnsi="Arial" w:cs="Arial"/>
-          <w:sz w:val="20"/>
-        </w:rPr>
-        <w:t>runbooks</w:t>
-      </w:r>
-      <w:proofErr w:type="spellEnd"/>
-      <w:r>
-        <w:rPr>
-          <w:rFonts w:ascii="Arial" w:hAnsi="Arial" w:cs="Arial"/>
-          <w:sz w:val="20"/>
-        </w:rPr>
-        <w:t xml:space="preserve"> for production issues, improving mean-time-to-diagnosis through clearer logs and reproduction steps.</w:t>
+          <w:sz w:val="22"/>
+        </w:rPr>
+      </w:pPr>
+      <w:r>
+        <w:rPr>
+          <w:sz w:val="22"/>
+        </w:rPr>
+        <w:t>Added authentication improvements and role-aware visibility rules that aligned backend permissions with user-facing behavior, reducing accidental access issues and giving administrators clearer control over operational functions.</w:t>
       </w:r>
     </w:p>
     <w:p>
@@ -2978,16 +1918,14 @@
         </w:numPr>
         <w:jc w:val="both"/>
         <w:rPr>
-          <w:rFonts w:ascii="Arial" w:hAnsi="Arial" w:cs="Arial"/>
-          <w:sz w:val="20"/>
-        </w:rPr>
-      </w:pPr>
-      <w:r>
-        <w:rPr>
-          <w:rFonts w:ascii="Arial" w:hAnsi="Arial" w:cs="Arial"/>
-          <w:sz w:val="20"/>
-        </w:rPr>
-        <w:t>Collaborated with senior engineers to break down requirements into incremental deliverables while preserving maintainability under changing business needs.</w:t>
+          <w:sz w:val="22"/>
+        </w:rPr>
+      </w:pPr>
+      <w:r>
+        <w:rPr>
+          <w:sz w:val="22"/>
+        </w:rPr>
+        <w:t>Supported deployment and maintenance activities across application servers, database changes, and configuration updates, building practical cross-functional experience that strengthened reliability and reduced release friction for the team.</w:t>
       </w:r>
     </w:p>
     <w:p>
@@ -2999,63 +1937,14 @@
         </w:numPr>
         <w:jc w:val="both"/>
         <w:rPr>
-          <w:rFonts w:ascii="Arial" w:hAnsi="Arial" w:cs="Arial"/>
-          <w:sz w:val="20"/>
-        </w:rPr>
-      </w:pPr>
-      <w:r>
-        <w:rPr>
-          <w:rFonts w:ascii="Arial" w:hAnsi="Arial" w:cs="Arial"/>
-          <w:sz w:val="20"/>
-        </w:rPr>
-        <w:t>Performed debugging and performance tuning on production issues, isolating root causes and delivering fixes that reduced repeat incidents.</w:t>
-      </w:r>
-    </w:p>
-    <w:p>
-      <w:pPr>
-        <w:pStyle w:val="NormalWeb"/>
-        <w:numPr>
-          <w:ilvl w:val="0"/>
-          <w:numId w:val="7"/>
-        </w:numPr>
-        <w:jc w:val="both"/>
-        <w:rPr>
-          <w:rFonts w:ascii="Arial" w:hAnsi="Arial" w:cs="Arial"/>
-          <w:sz w:val="20"/>
-        </w:rPr>
-      </w:pPr>
-      <w:r>
-        <w:rPr>
-          <w:rFonts w:ascii="Arial" w:hAnsi="Arial" w:cs="Arial"/>
-          <w:sz w:val="20"/>
-        </w:rPr>
-        <w:lastRenderedPageBreak/>
-        <w:t xml:space="preserve">Helped evolve data-heavy modules toward queue-driven processing and search-ready structures, preparing future adoption of </w:t>
-      </w:r>
-      <w:proofErr w:type="spellStart"/>
-      <w:r>
-        <w:rPr>
-          <w:rStyle w:val="Strong"/>
-          <w:rFonts w:ascii="Arial" w:hAnsi="Arial" w:cs="Arial"/>
-          <w:sz w:val="20"/>
-        </w:rPr>
-        <w:t>RabbitMQ</w:t>
-      </w:r>
-      <w:proofErr w:type="spellEnd"/>
-      <w:r>
-        <w:rPr>
-          <w:rStyle w:val="Strong"/>
-          <w:rFonts w:ascii="Arial" w:hAnsi="Arial" w:cs="Arial"/>
-          <w:sz w:val="20"/>
-        </w:rPr>
-        <w:t>/Kafka</w:t>
-      </w:r>
-      <w:r>
-        <w:rPr>
-          <w:rFonts w:ascii="Arial" w:hAnsi="Arial" w:cs="Arial"/>
-          <w:sz w:val="20"/>
-        </w:rPr>
-        <w:t xml:space="preserve"> patterns and indexing approaches.</w:t>
+          <w:sz w:val="22"/>
+        </w:rPr>
+      </w:pPr>
+      <w:r>
+        <w:rPr>
+          <w:sz w:val="22"/>
+        </w:rPr>
+        <w:t>Worked flexibly across backend logic, SQL debugging, UI adjustments, and production issue resolution, which helped the team close defects faster and deliver new capabilities without depending on narrowly specialized ownership.</w:t>
       </w:r>
     </w:p>
     <w:p>
@@ -3121,547 +2010,45 @@
           <w:numId w:val="9"/>
         </w:numPr>
         <w:spacing w:after="80"/>
-      </w:pPr>
-      <w:r>
+        <w:rPr>
+          <w:rFonts w:ascii="Arial" w:hAnsi="Arial" w:cs="Arial"/>
+        </w:rPr>
+      </w:pPr>
+      <w:r>
+        <w:rPr>
+          <w:sz w:val="22"/>
+        </w:rPr>
         <w:t xml:space="preserve">Completed a comprehensive CS program emphasizing </w:t>
       </w:r>
       <w:r>
         <w:rPr>
           <w:rStyle w:val="Strong"/>
+          <w:sz w:val="22"/>
         </w:rPr>
         <w:t>software engineering fundamentals</w:t>
       </w:r>
       <w:r>
+        <w:rPr>
+          <w:sz w:val="22"/>
+        </w:rPr>
         <w:t xml:space="preserve">, </w:t>
       </w:r>
       <w:r>
         <w:rPr>
           <w:rStyle w:val="Strong"/>
+          <w:sz w:val="22"/>
         </w:rPr>
         <w:t>databases</w:t>
       </w:r>
       <w:r>
+        <w:rPr>
+          <w:sz w:val="22"/>
+        </w:rPr>
         <w:t>, and practical team projects that supported long-term production development habits.</w:t>
       </w:r>
       <w:r>
         <w:br/>
       </w:r>
-    </w:p>
-    <w:p>
-      <w:pPr>
-        <w:pBdr>
-          <w:bottom w:val="single" w:sz="6" w:space="0" w:color="111111"/>
-        </w:pBdr>
-        <w:spacing w:before="120" w:after="80"/>
-      </w:pPr>
-      <w:r>
-        <w:rPr>
-          <w:b/>
-          <w:bCs/>
-          <w:color w:val="111111"/>
-          <w:sz w:val="24"/>
-          <w:szCs w:val="24"/>
-        </w:rPr>
-        <w:t>EDUCATION</w:t>
-      </w:r>
-    </w:p>
-    <w:p>
-      <w:pPr>
-        <w:pStyle w:val="Heading3"/>
-        <w:jc w:val="both"/>
-        <w:rPr>
-          <w:rFonts w:ascii="Arial" w:hAnsi="Arial" w:cs="Arial"/>
-          <w:color w:val="auto"/>
-          <w:sz w:val="20"/>
-        </w:rPr>
-      </w:pPr>
-      <w:r>
-        <w:rPr>
-          <w:rStyle w:val="Strong"/>
-          <w:rFonts w:ascii="Arial" w:hAnsi="Arial" w:cs="Arial"/>
-          <w:bCs w:val="0"/>
-          <w:color w:val="auto"/>
-          <w:sz w:val="20"/>
-        </w:rPr>
-        <w:t>Event-Driven Data Sync &amp; Retry-Safe Orchestration (AWS)</w:t>
-      </w:r>
-    </w:p>
-    <w:p>
-      <w:pPr>
-        <w:pStyle w:val="NormalWeb"/>
-        <w:numPr>
-          <w:ilvl w:val="0"/>
-          <w:numId w:val="13"/>
-        </w:numPr>
-        <w:jc w:val="both"/>
-        <w:rPr>
-          <w:rFonts w:ascii="Arial" w:hAnsi="Arial" w:cs="Arial"/>
-          <w:sz w:val="20"/>
-        </w:rPr>
-      </w:pPr>
-      <w:r>
-        <w:rPr>
-          <w:rFonts w:ascii="Arial" w:hAnsi="Arial" w:cs="Arial"/>
-          <w:sz w:val="20"/>
-        </w:rPr>
-        <w:t xml:space="preserve">Built an asynchronous synchronization pipeline using </w:t>
-      </w:r>
-      <w:r>
-        <w:rPr>
-          <w:rStyle w:val="Strong"/>
-          <w:rFonts w:ascii="Arial" w:hAnsi="Arial" w:cs="Arial"/>
-          <w:sz w:val="20"/>
-        </w:rPr>
-        <w:t>AWS SQS/SNS</w:t>
-      </w:r>
-      <w:r>
-        <w:rPr>
-          <w:rFonts w:ascii="Arial" w:hAnsi="Arial" w:cs="Arial"/>
-          <w:sz w:val="20"/>
-        </w:rPr>
-        <w:t xml:space="preserve">, background workers, and </w:t>
-      </w:r>
-      <w:proofErr w:type="spellStart"/>
-      <w:r>
-        <w:rPr>
-          <w:rFonts w:ascii="Arial" w:hAnsi="Arial" w:cs="Arial"/>
-          <w:sz w:val="20"/>
-        </w:rPr>
-        <w:t>idempotency</w:t>
-      </w:r>
-      <w:proofErr w:type="spellEnd"/>
-      <w:r>
-        <w:rPr>
-          <w:rFonts w:ascii="Arial" w:hAnsi="Arial" w:cs="Arial"/>
-          <w:sz w:val="20"/>
-        </w:rPr>
-        <w:t xml:space="preserve"> keys to safely process high-volume partner updates without duplicate writes.</w:t>
-      </w:r>
-    </w:p>
-    <w:p>
-      <w:pPr>
-        <w:pStyle w:val="NormalWeb"/>
-        <w:numPr>
-          <w:ilvl w:val="0"/>
-          <w:numId w:val="13"/>
-        </w:numPr>
-        <w:jc w:val="both"/>
-        <w:rPr>
-          <w:rFonts w:ascii="Arial" w:hAnsi="Arial" w:cs="Arial"/>
-          <w:sz w:val="20"/>
-        </w:rPr>
-      </w:pPr>
-      <w:r>
-        <w:rPr>
-          <w:rFonts w:ascii="Arial" w:hAnsi="Arial" w:cs="Arial"/>
-          <w:sz w:val="20"/>
-        </w:rPr>
-        <w:t>Implemented dead-letter handling, replay tooling, and operational dashboards so failed jobs were actionable, traceable, and recoverable under real production load.</w:t>
-      </w:r>
-    </w:p>
-    <w:p>
-      <w:pPr>
-        <w:pStyle w:val="NormalWeb"/>
-        <w:numPr>
-          <w:ilvl w:val="0"/>
-          <w:numId w:val="13"/>
-        </w:numPr>
-        <w:jc w:val="both"/>
-        <w:rPr>
-          <w:rFonts w:ascii="Arial" w:hAnsi="Arial" w:cs="Arial"/>
-          <w:sz w:val="20"/>
-        </w:rPr>
-      </w:pPr>
-      <w:r>
-        <w:rPr>
-          <w:rFonts w:ascii="Arial" w:hAnsi="Arial" w:cs="Arial"/>
-          <w:sz w:val="20"/>
-        </w:rPr>
-        <w:t xml:space="preserve">Optimized persistence paths with </w:t>
-      </w:r>
-      <w:proofErr w:type="spellStart"/>
-      <w:r>
-        <w:rPr>
-          <w:rStyle w:val="Strong"/>
-          <w:rFonts w:ascii="Arial" w:hAnsi="Arial" w:cs="Arial"/>
-          <w:sz w:val="20"/>
-        </w:rPr>
-        <w:t>PostgreSQL</w:t>
-      </w:r>
-      <w:proofErr w:type="spellEnd"/>
-      <w:r>
-        <w:rPr>
-          <w:rStyle w:val="Strong"/>
-          <w:rFonts w:ascii="Arial" w:hAnsi="Arial" w:cs="Arial"/>
-          <w:sz w:val="20"/>
-        </w:rPr>
-        <w:t>/MySQL</w:t>
-      </w:r>
-      <w:r>
-        <w:rPr>
-          <w:rFonts w:ascii="Arial" w:hAnsi="Arial" w:cs="Arial"/>
-          <w:sz w:val="20"/>
-        </w:rPr>
-        <w:t xml:space="preserve"> indexing and selective caching patterns aligned with </w:t>
-      </w:r>
-      <w:proofErr w:type="spellStart"/>
-      <w:r>
-        <w:rPr>
-          <w:rStyle w:val="Strong"/>
-          <w:rFonts w:ascii="Arial" w:hAnsi="Arial" w:cs="Arial"/>
-          <w:sz w:val="20"/>
-        </w:rPr>
-        <w:t>Redis</w:t>
-      </w:r>
-      <w:proofErr w:type="spellEnd"/>
-      <w:r>
-        <w:rPr>
-          <w:rStyle w:val="Strong"/>
-          <w:rFonts w:ascii="Arial" w:hAnsi="Arial" w:cs="Arial"/>
-          <w:sz w:val="20"/>
-        </w:rPr>
-        <w:t>/</w:t>
-      </w:r>
-      <w:proofErr w:type="spellStart"/>
-      <w:r>
-        <w:rPr>
-          <w:rStyle w:val="Strong"/>
-          <w:rFonts w:ascii="Arial" w:hAnsi="Arial" w:cs="Arial"/>
-          <w:sz w:val="20"/>
-        </w:rPr>
-        <w:t>ElastiCache</w:t>
-      </w:r>
-      <w:proofErr w:type="spellEnd"/>
-      <w:r>
-        <w:rPr>
-          <w:rFonts w:ascii="Arial" w:hAnsi="Arial" w:cs="Arial"/>
-          <w:sz w:val="20"/>
-        </w:rPr>
-        <w:t>, improving throughput while protecting core tables.</w:t>
-      </w:r>
-    </w:p>
-    <w:p>
-      <w:pPr>
-        <w:pStyle w:val="Heading3"/>
-        <w:jc w:val="both"/>
-        <w:rPr>
-          <w:rFonts w:ascii="Arial" w:hAnsi="Arial" w:cs="Arial"/>
-          <w:color w:val="auto"/>
-          <w:sz w:val="20"/>
-        </w:rPr>
-      </w:pPr>
-      <w:r>
-        <w:rPr>
-          <w:rStyle w:val="Strong"/>
-          <w:rFonts w:ascii="Arial" w:hAnsi="Arial" w:cs="Arial"/>
-          <w:bCs w:val="0"/>
-          <w:color w:val="auto"/>
-          <w:sz w:val="20"/>
-        </w:rPr>
-        <w:t>Multi-Tenant API Platform Hardening &amp; Auditability</w:t>
-      </w:r>
-    </w:p>
-    <w:p>
-      <w:pPr>
-        <w:pStyle w:val="NormalWeb"/>
-        <w:numPr>
-          <w:ilvl w:val="0"/>
-          <w:numId w:val="14"/>
-        </w:numPr>
-        <w:jc w:val="both"/>
-        <w:rPr>
-          <w:rFonts w:ascii="Arial" w:hAnsi="Arial" w:cs="Arial"/>
-          <w:sz w:val="20"/>
-        </w:rPr>
-      </w:pPr>
-      <w:r>
-        <w:rPr>
-          <w:rFonts w:ascii="Arial" w:hAnsi="Arial" w:cs="Arial"/>
-          <w:sz w:val="20"/>
-        </w:rPr>
-        <w:t xml:space="preserve">Designed multi-tenant </w:t>
-      </w:r>
-      <w:r>
-        <w:rPr>
-          <w:rStyle w:val="Strong"/>
-          <w:rFonts w:ascii="Arial" w:hAnsi="Arial" w:cs="Arial"/>
-          <w:sz w:val="20"/>
-        </w:rPr>
-        <w:t>REST API</w:t>
-      </w:r>
-      <w:r>
-        <w:rPr>
-          <w:rFonts w:ascii="Arial" w:hAnsi="Arial" w:cs="Arial"/>
-          <w:sz w:val="20"/>
-        </w:rPr>
-        <w:t xml:space="preserve"> boundaries with versioning, backward compatibility guarantees, and consistent error contracts across services and clients.</w:t>
-      </w:r>
-    </w:p>
-    <w:p>
-      <w:pPr>
-        <w:pStyle w:val="NormalWeb"/>
-        <w:numPr>
-          <w:ilvl w:val="0"/>
-          <w:numId w:val="14"/>
-        </w:numPr>
-        <w:jc w:val="both"/>
-        <w:rPr>
-          <w:rFonts w:ascii="Arial" w:hAnsi="Arial" w:cs="Arial"/>
-          <w:sz w:val="20"/>
-        </w:rPr>
-      </w:pPr>
-      <w:r>
-        <w:rPr>
-          <w:rFonts w:ascii="Arial" w:hAnsi="Arial" w:cs="Arial"/>
-          <w:sz w:val="20"/>
-        </w:rPr>
-        <w:t xml:space="preserve">Implemented </w:t>
-      </w:r>
-      <w:r>
-        <w:rPr>
-          <w:rStyle w:val="Strong"/>
-          <w:rFonts w:ascii="Arial" w:hAnsi="Arial" w:cs="Arial"/>
-          <w:sz w:val="20"/>
-        </w:rPr>
-        <w:t>OAuth2/OIDC</w:t>
-      </w:r>
-      <w:r>
-        <w:rPr>
-          <w:rFonts w:ascii="Arial" w:hAnsi="Arial" w:cs="Arial"/>
-          <w:sz w:val="20"/>
-        </w:rPr>
-        <w:t xml:space="preserve"> login flows and </w:t>
-      </w:r>
-      <w:r>
-        <w:rPr>
-          <w:rStyle w:val="Strong"/>
-          <w:rFonts w:ascii="Arial" w:hAnsi="Arial" w:cs="Arial"/>
-          <w:sz w:val="20"/>
-        </w:rPr>
-        <w:t>JWT</w:t>
-      </w:r>
-      <w:r>
-        <w:rPr>
-          <w:rFonts w:ascii="Arial" w:hAnsi="Arial" w:cs="Arial"/>
-          <w:sz w:val="20"/>
-        </w:rPr>
-        <w:t xml:space="preserve"> authorization with fine-grained </w:t>
-      </w:r>
-      <w:r>
-        <w:rPr>
-          <w:rStyle w:val="Strong"/>
-          <w:rFonts w:ascii="Arial" w:hAnsi="Arial" w:cs="Arial"/>
-          <w:sz w:val="20"/>
-        </w:rPr>
-        <w:t>RBAC/ABAC</w:t>
-      </w:r>
-      <w:r>
-        <w:rPr>
-          <w:rFonts w:ascii="Arial" w:hAnsi="Arial" w:cs="Arial"/>
-          <w:sz w:val="20"/>
-        </w:rPr>
-        <w:t xml:space="preserve"> checks plus </w:t>
-      </w:r>
-      <w:r>
-        <w:rPr>
-          <w:rStyle w:val="Strong"/>
-          <w:rFonts w:ascii="Arial" w:hAnsi="Arial" w:cs="Arial"/>
-          <w:sz w:val="20"/>
-        </w:rPr>
-        <w:t>audit logging</w:t>
-      </w:r>
-      <w:r>
-        <w:rPr>
-          <w:rFonts w:ascii="Arial" w:hAnsi="Arial" w:cs="Arial"/>
-          <w:sz w:val="20"/>
-        </w:rPr>
-        <w:t xml:space="preserve"> for enterprise governance needs.</w:t>
-      </w:r>
-    </w:p>
-    <w:p>
-      <w:pPr>
-        <w:pStyle w:val="NormalWeb"/>
-        <w:numPr>
-          <w:ilvl w:val="0"/>
-          <w:numId w:val="14"/>
-        </w:numPr>
-        <w:jc w:val="both"/>
-        <w:rPr>
-          <w:rFonts w:ascii="Arial" w:hAnsi="Arial" w:cs="Arial"/>
-          <w:sz w:val="20"/>
-        </w:rPr>
-      </w:pPr>
-      <w:r>
-        <w:rPr>
-          <w:rFonts w:ascii="Arial" w:hAnsi="Arial" w:cs="Arial"/>
-          <w:sz w:val="20"/>
-        </w:rPr>
-        <w:t xml:space="preserve">Added structured logging and correlation identifiers aligned to </w:t>
-      </w:r>
-      <w:proofErr w:type="spellStart"/>
-      <w:r>
-        <w:rPr>
-          <w:rStyle w:val="Strong"/>
-          <w:rFonts w:ascii="Arial" w:hAnsi="Arial" w:cs="Arial"/>
-          <w:sz w:val="20"/>
-        </w:rPr>
-        <w:t>OpenTelemetry</w:t>
-      </w:r>
-      <w:proofErr w:type="spellEnd"/>
-      <w:r>
-        <w:rPr>
-          <w:rStyle w:val="Strong"/>
-          <w:rFonts w:ascii="Arial" w:hAnsi="Arial" w:cs="Arial"/>
-          <w:sz w:val="20"/>
-        </w:rPr>
-        <w:t>/</w:t>
-      </w:r>
-      <w:proofErr w:type="spellStart"/>
-      <w:r>
-        <w:rPr>
-          <w:rStyle w:val="Strong"/>
-          <w:rFonts w:ascii="Arial" w:hAnsi="Arial" w:cs="Arial"/>
-          <w:sz w:val="20"/>
-        </w:rPr>
-        <w:t>CloudWatch</w:t>
-      </w:r>
-      <w:proofErr w:type="spellEnd"/>
-      <w:r>
-        <w:rPr>
-          <w:rFonts w:ascii="Arial" w:hAnsi="Arial" w:cs="Arial"/>
-          <w:sz w:val="20"/>
-        </w:rPr>
-        <w:t xml:space="preserve"> practices to make cross-service investigations faster and more reliable.</w:t>
-      </w:r>
-    </w:p>
-    <w:p>
-      <w:pPr>
-        <w:pStyle w:val="Heading3"/>
-        <w:jc w:val="both"/>
-        <w:rPr>
-          <w:rFonts w:ascii="Arial" w:hAnsi="Arial" w:cs="Arial"/>
-          <w:color w:val="auto"/>
-          <w:sz w:val="20"/>
-        </w:rPr>
-      </w:pPr>
-      <w:r>
-        <w:rPr>
-          <w:rStyle w:val="Strong"/>
-          <w:rFonts w:ascii="Arial" w:hAnsi="Arial" w:cs="Arial"/>
-          <w:bCs w:val="0"/>
-          <w:color w:val="auto"/>
-          <w:sz w:val="20"/>
-        </w:rPr>
-        <w:t>Search &amp; Analytics Export Enablement</w:t>
-      </w:r>
-    </w:p>
-    <w:p>
-      <w:pPr>
-        <w:pStyle w:val="NormalWeb"/>
-        <w:numPr>
-          <w:ilvl w:val="0"/>
-          <w:numId w:val="15"/>
-        </w:numPr>
-        <w:jc w:val="both"/>
-        <w:rPr>
-          <w:rFonts w:ascii="Arial" w:hAnsi="Arial" w:cs="Arial"/>
-          <w:sz w:val="20"/>
-        </w:rPr>
-      </w:pPr>
-      <w:r>
-        <w:rPr>
-          <w:rFonts w:ascii="Arial" w:hAnsi="Arial" w:cs="Arial"/>
-          <w:sz w:val="20"/>
-        </w:rPr>
-        <w:t xml:space="preserve">Implemented export-friendly data models and pipelines that prepared datasets for </w:t>
-      </w:r>
-      <w:proofErr w:type="spellStart"/>
-      <w:r>
-        <w:rPr>
-          <w:rStyle w:val="Strong"/>
-          <w:rFonts w:ascii="Arial" w:hAnsi="Arial" w:cs="Arial"/>
-          <w:sz w:val="20"/>
-        </w:rPr>
-        <w:t>Elasticsearch</w:t>
-      </w:r>
-      <w:proofErr w:type="spellEnd"/>
-      <w:r>
-        <w:rPr>
-          <w:rStyle w:val="Strong"/>
-          <w:rFonts w:ascii="Arial" w:hAnsi="Arial" w:cs="Arial"/>
-          <w:sz w:val="20"/>
-        </w:rPr>
-        <w:t>/OpenSearch</w:t>
-      </w:r>
-      <w:r>
-        <w:rPr>
-          <w:rFonts w:ascii="Arial" w:hAnsi="Arial" w:cs="Arial"/>
-          <w:sz w:val="20"/>
-        </w:rPr>
-        <w:t xml:space="preserve"> indexing and downstream analytics consumers.</w:t>
-      </w:r>
-    </w:p>
-    <w:p>
-      <w:pPr>
-        <w:pStyle w:val="NormalWeb"/>
-        <w:numPr>
-          <w:ilvl w:val="0"/>
-          <w:numId w:val="15"/>
-        </w:numPr>
-        <w:jc w:val="both"/>
-        <w:rPr>
-          <w:rFonts w:ascii="Arial" w:hAnsi="Arial" w:cs="Arial"/>
-          <w:sz w:val="20"/>
-        </w:rPr>
-      </w:pPr>
-      <w:r>
-        <w:rPr>
-          <w:rFonts w:ascii="Arial" w:hAnsi="Arial" w:cs="Arial"/>
-          <w:sz w:val="20"/>
-        </w:rPr>
-        <w:t xml:space="preserve">Supported enterprise reporting flows by shaping event data for warehousing targets like </w:t>
-      </w:r>
-      <w:r>
-        <w:rPr>
-          <w:rStyle w:val="Strong"/>
-          <w:rFonts w:ascii="Arial" w:hAnsi="Arial" w:cs="Arial"/>
-          <w:sz w:val="20"/>
-        </w:rPr>
-        <w:t>Redshift</w:t>
-      </w:r>
-      <w:r>
-        <w:rPr>
-          <w:rFonts w:ascii="Arial" w:hAnsi="Arial" w:cs="Arial"/>
-          <w:sz w:val="20"/>
-        </w:rPr>
-        <w:t xml:space="preserve"> and </w:t>
-      </w:r>
-      <w:proofErr w:type="spellStart"/>
-      <w:r>
-        <w:rPr>
-          <w:rStyle w:val="Strong"/>
-          <w:rFonts w:ascii="Arial" w:hAnsi="Arial" w:cs="Arial"/>
-          <w:sz w:val="20"/>
-        </w:rPr>
-        <w:t>BigQuery</w:t>
-      </w:r>
-      <w:proofErr w:type="spellEnd"/>
-      <w:r>
-        <w:rPr>
-          <w:rFonts w:ascii="Arial" w:hAnsi="Arial" w:cs="Arial"/>
-          <w:sz w:val="20"/>
-        </w:rPr>
-        <w:t xml:space="preserve"> (consumer/integrator exposure), improving discoverability and trend analysis.</w:t>
-      </w:r>
-    </w:p>
-    <w:p>
-      <w:pPr>
-        <w:spacing w:after="80"/>
-        <w:jc w:val="both"/>
-        <w:rPr>
-          <w:rFonts w:ascii="Arial" w:hAnsi="Arial" w:cs="Arial"/>
-        </w:rPr>
-      </w:pPr>
     </w:p>
     <w:sectPr>
       <w:pgSz w:w="11906" w:h="16838"/>
@@ -6556,4 +4943,16 @@
   <a:objectDefaults/>
   <a:extraClrSchemeLst/>
 </a:theme>
+</file>
+
+<file path=customXml/item1.xml><?xml version="1.0" encoding="utf-8"?>
+<b:Sources xmlns:b="http://schemas.openxmlformats.org/officeDocument/2006/bibliography" xmlns="http://schemas.openxmlformats.org/officeDocument/2006/bibliography" SelectedStyle="\APA.XSL" StyleName="APA"/>
+</file>
+
+<file path=customXml/itemProps1.xml><?xml version="1.0" encoding="utf-8"?>
+<ds:datastoreItem xmlns:ds="http://schemas.openxmlformats.org/officeDocument/2006/customXml" ds:itemID="{5C733C85-676B-4F75-8BD3-9BEF13646FE9}">
+  <ds:schemaRefs>
+    <ds:schemaRef ds:uri="http://schemas.openxmlformats.org/officeDocument/2006/bibliography"/>
+  </ds:schemaRefs>
+</ds:datastoreItem>
 </file>